--- a/arb/docx/027.content.docx
+++ b/arb/docx/027.content.docx
@@ -9,6 +9,8 @@
       </w:pPr>
       <w:r>
         <w:rPr>
+          <w:rtl/>
+          <w:cs/>
           <w:lang w:val="ar_AE" w:bidi="ar_AE"/>
         </w:rPr>
       </w:r>
@@ -20,69 +22,91 @@
       </w:pPr>
       <w:r>
         <w:rPr>
+          <w:rtl/>
+          <w:cs/>
           <w:lang w:val="ar_AE" w:bidi="ar_AE"/>
         </w:rPr>
         <w:t>Resource: unfoldingWord® Translation Words</w:t>
       </w:r>
       <w:r>
         <w:rPr>
-          <w:lang w:val="ar_AE" w:bidi="ar_AE"/>
-        </w:rPr>
-      </w:r>
-    </w:p>
-    <w:p>
-      <w:pPr>
-        <w:bidi/>
-      </w:pPr>
-      <w:r>
-        <w:rPr>
+          <w:rtl/>
+          <w:cs/>
+          <w:lang w:val="ar_AE" w:bidi="ar_AE"/>
+        </w:rPr>
+      </w:r>
+    </w:p>
+    <w:p>
+      <w:pPr>
+        <w:bidi/>
+      </w:pPr>
+      <w:r>
+        <w:rPr>
+          <w:rtl/>
+          <w:cs/>
           <w:lang w:val="ar_AE" w:bidi="ar_AE"/>
         </w:rPr>
       </w:r>
       <w:r>
         <w:rPr>
           <w:b/>
+          <w:rtl/>
+          <w:cs/>
           <w:lang w:val="ar_AE" w:bidi="ar_AE"/>
         </w:rPr>
         <w:t>unfoldingWord® Translation Words</w:t>
       </w:r>
       <w:r>
         <w:rPr>
+          <w:rtl/>
+          <w:cs/>
           <w:lang w:val="ar_AE" w:bidi="ar_AE"/>
         </w:rPr>
         <w:t xml:space="preserve"> © 2022 unfoldingWord. Released under CC BY-SA 4.0 license. </w:t>
       </w:r>
       <w:r>
         <w:rPr>
+          <w:rtl/>
+          <w:cs/>
           <w:lang w:val="ar_AE" w:bidi="ar_AE"/>
         </w:rPr>
         <w:t>unfoldingWord® Translation Words</w:t>
       </w:r>
       <w:r>
         <w:rPr>
+          <w:rtl/>
+          <w:cs/>
           <w:lang w:val="ar_AE" w:bidi="ar_AE"/>
         </w:rPr>
         <w:t xml:space="preserve"> has been adapted in the following languages: Tok Pisin, Arabic (عربي), French (Français), Hindi (हिंदी), Indonesian (Bahasa Indonesia), Portuguese (Português), Russian (Русский), Spanish (Español), Swahili (Kiswahili), and Simplified Chinese (简体中文) from </w:t>
       </w:r>
       <w:r>
         <w:rPr>
+          <w:rtl/>
+          <w:cs/>
           <w:lang w:val="ar_AE" w:bidi="ar_AE"/>
         </w:rPr>
         <w:t>unfoldingWord® Translation Words</w:t>
       </w:r>
       <w:r>
         <w:rPr>
+          <w:rtl/>
+          <w:cs/>
           <w:lang w:val="ar_AE" w:bidi="ar_AE"/>
         </w:rPr>
         <w:t xml:space="preserve"> © 2022 unfoldingWord. Released under CC BY-SA 4.0 license by Mission Mutual</w:t>
       </w:r>
       <w:r>
         <w:rPr>
-          <w:lang w:val="ar_AE" w:bidi="ar_AE"/>
-        </w:rPr>
-      </w:r>
-      <w:r>
-        <w:rPr>
+          <w:rtl/>
+          <w:cs/>
+          <w:lang w:val="ar_AE" w:bidi="ar_AE"/>
+        </w:rPr>
+      </w:r>
+      <w:r>
+        <w:rPr>
+          <w:rtl/>
+          <w:cs/>
           <w:lang w:val="ar_AE" w:bidi="ar_AE"/>
         </w:rPr>
       </w:r>
@@ -94,6 +118,8 @@
       </w:pPr>
       <w:r>
         <w:rPr>
+          <w:rtl/>
+          <w:cs/>
           <w:lang w:val="ar_AE" w:bidi="ar_AE"/>
         </w:rPr>
         <w:t>unfoldingWord® Translation Words</w:t>
@@ -123,6 +149,8 @@
       </w:pPr>
       <w:r>
         <w:rPr>
+          <w:rtl/>
+          <w:cs/>
           <w:lang w:val="ar_AE" w:bidi="ar_AE"/>
         </w:rPr>
       </w:r>
@@ -134,38 +162,50 @@
       </w:pPr>
       <w:r>
         <w:rPr>
+          <w:rtl/>
+          <w:cs/>
           <w:lang w:val="ar_AE" w:bidi="ar_AE"/>
         </w:rPr>
         <w:t>غ</w:t>
       </w:r>
       <w:r>
         <w:rPr>
-          <w:lang w:val="ar_AE" w:bidi="ar_AE"/>
-        </w:rPr>
-      </w:r>
-    </w:p>
-    <w:p>
-      <w:pPr>
-        <w:bidi/>
-      </w:pPr>
-      <w:r>
-        <w:rPr>
-          <w:lang w:val="ar_AE" w:bidi="ar_AE"/>
-        </w:rPr>
-      </w:r>
-      <w:r>
-        <w:rPr>
+          <w:rtl/>
+          <w:cs/>
+          <w:lang w:val="ar_AE" w:bidi="ar_AE"/>
+        </w:rPr>
+      </w:r>
+    </w:p>
+    <w:p>
+      <w:pPr>
+        <w:bidi/>
+      </w:pPr>
+      <w:r>
+        <w:rPr>
+          <w:rtl/>
+          <w:cs/>
+          <w:lang w:val="ar_AE" w:bidi="ar_AE"/>
+        </w:rPr>
+      </w:r>
+      <w:r>
+        <w:rPr>
+          <w:rtl/>
+          <w:cs/>
           <w:lang w:val="ar_AE" w:bidi="ar_AE"/>
         </w:rPr>
         <w:t xml:space="preserve"> </w:t>
       </w:r>
       <w:r>
         <w:rPr>
-          <w:lang w:val="ar_AE" w:bidi="ar_AE"/>
-        </w:rPr>
-      </w:r>
-      <w:r>
-        <w:rPr>
+          <w:rtl/>
+          <w:cs/>
+          <w:lang w:val="ar_AE" w:bidi="ar_AE"/>
+        </w:rPr>
+      </w:r>
+      <w:r>
+        <w:rPr>
+          <w:rtl/>
+          <w:cs/>
           <w:lang w:val="ar_AE" w:bidi="ar_AE"/>
         </w:rPr>
       </w:r>
@@ -191,6 +231,8 @@
       </w:pPr>
       <w:r>
         <w:rPr>
+          <w:rtl/>
+          <w:cs/>
           <w:lang w:val="ar_AE" w:bidi="ar_AE"/>
         </w:rPr>
       </w:r>
@@ -202,12 +244,16 @@
       </w:pPr>
       <w:r>
         <w:rPr>
+          <w:rtl/>
+          <w:cs/>
           <w:lang w:val="ar_AE" w:bidi="ar_AE"/>
         </w:rPr>
         <w:t>غزال</w:t>
       </w:r>
       <w:r>
         <w:rPr>
+          <w:rtl/>
+          <w:cs/>
           <w:lang w:val="ar_AE" w:bidi="ar_AE"/>
         </w:rPr>
       </w:r>
@@ -219,6 +265,8 @@
       </w:pPr>
       <w:r>
         <w:rPr>
+          <w:rtl/>
+          <w:cs/>
           <w:lang w:val="ar_AE" w:bidi="ar_AE"/>
         </w:rPr>
         <w:t>التعريف:</w:t>
@@ -230,11 +278,15 @@
       </w:pPr>
       <w:r>
         <w:rPr>
-          <w:lang w:val="ar_AE" w:bidi="ar_AE"/>
-        </w:rPr>
-      </w:r>
-      <w:r>
-        <w:rPr>
+          <w:rtl/>
+          <w:cs/>
+          <w:lang w:val="ar_AE" w:bidi="ar_AE"/>
+        </w:rPr>
+      </w:r>
+      <w:r>
+        <w:rPr>
+          <w:rtl/>
+          <w:cs/>
           <w:lang w:val="ar_AE" w:bidi="ar_AE"/>
         </w:rPr>
         <w:t>الغزال حيوان كبير، رشيق، ذو أربع أرجل يعيش في الغابات أو على الجبال. الذكر لديه قرون كبيرة أو قرون على رأسه.</w:t>
@@ -249,11 +301,15 @@
       </w:pPr>
       <w:r>
         <w:rPr>
-          <w:lang w:val="ar_AE" w:bidi="ar_AE"/>
-        </w:rPr>
-      </w:r>
-      <w:r>
-        <w:rPr>
+          <w:rtl/>
+          <w:cs/>
+          <w:lang w:val="ar_AE" w:bidi="ar_AE"/>
+        </w:rPr>
+      </w:r>
+      <w:r>
+        <w:rPr>
+          <w:rtl/>
+          <w:cs/>
           <w:lang w:val="ar_AE" w:bidi="ar_AE"/>
         </w:rPr>
         <w:t>يشير مصطلح "ظبية" إلى أنثى الغزال، أما "خشف" فهو اسم صغير الغزال.</w:t>
@@ -268,11 +324,15 @@
       </w:pPr>
       <w:r>
         <w:rPr>
-          <w:lang w:val="ar_AE" w:bidi="ar_AE"/>
-        </w:rPr>
-      </w:r>
-      <w:r>
-        <w:rPr>
+          <w:rtl/>
+          <w:cs/>
+          <w:lang w:val="ar_AE" w:bidi="ar_AE"/>
+        </w:rPr>
+      </w:r>
+      <w:r>
+        <w:rPr>
+          <w:rtl/>
+          <w:cs/>
           <w:lang w:val="ar_AE" w:bidi="ar_AE"/>
         </w:rPr>
         <w:t>يشير مصطلح "ذَكَر ظبي الرو" إلى ذَكَر الغزال.</w:t>
@@ -287,11 +347,15 @@
       </w:pPr>
       <w:r>
         <w:rPr>
-          <w:lang w:val="ar_AE" w:bidi="ar_AE"/>
-        </w:rPr>
-      </w:r>
-      <w:r>
-        <w:rPr>
+          <w:rtl/>
+          <w:cs/>
+          <w:lang w:val="ar_AE" w:bidi="ar_AE"/>
+        </w:rPr>
+      </w:r>
+      <w:r>
+        <w:rPr>
+          <w:rtl/>
+          <w:cs/>
           <w:lang w:val="ar_AE" w:bidi="ar_AE"/>
         </w:rPr>
         <w:t>"ذَكَر ظبي الرو" ذَكَر يُنسَب لمجموعة مُحدَّدة تُسمى "يحمور".</w:t>
@@ -306,11 +370,15 @@
       </w:pPr>
       <w:r>
         <w:rPr>
-          <w:lang w:val="ar_AE" w:bidi="ar_AE"/>
-        </w:rPr>
-      </w:r>
-      <w:r>
-        <w:rPr>
+          <w:rtl/>
+          <w:cs/>
+          <w:lang w:val="ar_AE" w:bidi="ar_AE"/>
+        </w:rPr>
+      </w:r>
+      <w:r>
+        <w:rPr>
+          <w:rtl/>
+          <w:cs/>
           <w:lang w:val="ar_AE" w:bidi="ar_AE"/>
         </w:rPr>
         <w:t>الغزلان لديها أرجل قوية ورفيعة تساعدها على القفز عاليًا والجري بسرعة.</w:t>
@@ -325,11 +393,15 @@
       </w:pPr>
       <w:r>
         <w:rPr>
-          <w:lang w:val="ar_AE" w:bidi="ar_AE"/>
-        </w:rPr>
-      </w:r>
-      <w:r>
-        <w:rPr>
+          <w:rtl/>
+          <w:cs/>
+          <w:lang w:val="ar_AE" w:bidi="ar_AE"/>
+        </w:rPr>
+      </w:r>
+      <w:r>
+        <w:rPr>
+          <w:rtl/>
+          <w:cs/>
           <w:lang w:val="ar_AE" w:bidi="ar_AE"/>
         </w:rPr>
         <w:t>أقدامها تحتوي على حوافر مشقوقة تساعدها على المشي أو التسلق بسهولة على معظم التضاريس.</w:t>
@@ -341,11 +413,15 @@
       </w:pPr>
       <w:r>
         <w:rPr>
-          <w:lang w:val="ar_AE" w:bidi="ar_AE"/>
-        </w:rPr>
-      </w:r>
-      <w:r>
-        <w:rPr>
+          <w:rtl/>
+          <w:cs/>
+          <w:lang w:val="ar_AE" w:bidi="ar_AE"/>
+        </w:rPr>
+      </w:r>
+      <w:r>
+        <w:rPr>
+          <w:rtl/>
+          <w:cs/>
           <w:lang w:val="ar_AE" w:bidi="ar_AE"/>
         </w:rPr>
         <w:t>(انظر أيضًا: كيفية ترجمة المجهولات)</w:t>
@@ -358,6 +434,8 @@
       </w:pPr>
       <w:r>
         <w:rPr>
+          <w:rtl/>
+          <w:cs/>
           <w:lang w:val="ar_AE" w:bidi="ar_AE"/>
         </w:rPr>
         <w:t>مراجع الكتاب المقدس:</w:t>
@@ -372,12 +450,16 @@
       </w:pPr>
       <w:r>
         <w:rPr>
+          <w:rtl/>
+          <w:cs/>
           <w:lang w:val="ar_AE" w:bidi="ar_AE"/>
         </w:rPr>
       </w:r>
       <w:hyperlink r:id="rId13">
         <w:r>
           <w:rPr>
+            <w:rtl/>
+            <w:cs/>
             <w:lang w:val="ar_AE" w:bidi="ar_AE"/>
           </w:rPr>
           <w:rPr>
@@ -397,12 +479,16 @@
       </w:pPr>
       <w:r>
         <w:rPr>
+          <w:rtl/>
+          <w:cs/>
           <w:lang w:val="ar_AE" w:bidi="ar_AE"/>
         </w:rPr>
       </w:r>
       <w:hyperlink r:id="rId14">
         <w:r>
           <w:rPr>
+            <w:rtl/>
+            <w:cs/>
             <w:lang w:val="ar_AE" w:bidi="ar_AE"/>
           </w:rPr>
           <w:rPr>
@@ -422,12 +508,16 @@
       </w:pPr>
       <w:r>
         <w:rPr>
+          <w:rtl/>
+          <w:cs/>
           <w:lang w:val="ar_AE" w:bidi="ar_AE"/>
         </w:rPr>
       </w:r>
       <w:hyperlink r:id="rId15">
         <w:r>
           <w:rPr>
+            <w:rtl/>
+            <w:cs/>
             <w:lang w:val="ar_AE" w:bidi="ar_AE"/>
           </w:rPr>
           <w:rPr>
@@ -447,12 +537,16 @@
       </w:pPr>
       <w:r>
         <w:rPr>
+          <w:rtl/>
+          <w:cs/>
           <w:lang w:val="ar_AE" w:bidi="ar_AE"/>
         </w:rPr>
       </w:r>
       <w:hyperlink r:id="rId16">
         <w:r>
           <w:rPr>
+            <w:rtl/>
+            <w:cs/>
             <w:lang w:val="ar_AE" w:bidi="ar_AE"/>
           </w:rPr>
           <w:rPr>
@@ -472,12 +566,16 @@
       </w:pPr>
       <w:r>
         <w:rPr>
+          <w:rtl/>
+          <w:cs/>
           <w:lang w:val="ar_AE" w:bidi="ar_AE"/>
         </w:rPr>
       </w:r>
       <w:hyperlink r:id="rId17">
         <w:r>
           <w:rPr>
+            <w:rtl/>
+            <w:cs/>
             <w:lang w:val="ar_AE" w:bidi="ar_AE"/>
           </w:rPr>
           <w:rPr>
@@ -495,6 +593,8 @@
       </w:pPr>
       <w:r>
         <w:rPr>
+          <w:rtl/>
+          <w:cs/>
           <w:lang w:val="ar_AE" w:bidi="ar_AE"/>
         </w:rPr>
         <w:t>بيانات الكلمة:</w:t>
@@ -509,32 +609,42 @@
       </w:pPr>
       <w:r>
         <w:rPr>
-          <w:lang w:val="ar_AE" w:bidi="ar_AE"/>
-        </w:rPr>
-      </w:r>
-      <w:r>
-        <w:rPr>
+          <w:rtl/>
+          <w:cs/>
+          <w:lang w:val="ar_AE" w:bidi="ar_AE"/>
+        </w:rPr>
+      </w:r>
+      <w:r>
+        <w:rPr>
+          <w:rtl/>
+          <w:cs/>
           <w:lang w:val="ar_AE" w:bidi="ar_AE"/>
         </w:rPr>
         <w:t>قاموس سترونغ: H0354، H0355، H0365، H3180، H3280، H6643، H6646</w:t>
       </w:r>
       <w:r>
         <w:rPr>
-          <w:lang w:val="ar_AE" w:bidi="ar_AE"/>
-        </w:rPr>
-      </w:r>
-      <w:r>
-        <w:rPr>
-          <w:lang w:val="ar_AE" w:bidi="ar_AE"/>
-        </w:rPr>
-      </w:r>
-    </w:p>
-    <w:p>
-      <w:pPr>
-        <w:bidi/>
-      </w:pPr>
-      <w:r>
-        <w:rPr>
+          <w:rtl/>
+          <w:cs/>
+          <w:lang w:val="ar_AE" w:bidi="ar_AE"/>
+        </w:rPr>
+      </w:r>
+      <w:r>
+        <w:rPr>
+          <w:rtl/>
+          <w:cs/>
+          <w:lang w:val="ar_AE" w:bidi="ar_AE"/>
+        </w:rPr>
+      </w:r>
+    </w:p>
+    <w:p>
+      <w:pPr>
+        <w:bidi/>
+      </w:pPr>
+      <w:r>
+        <w:rPr>
+          <w:rtl/>
+          <w:cs/>
           <w:lang w:val="ar_AE" w:bidi="ar_AE"/>
         </w:rPr>
       </w:r>
@@ -546,12 +656,16 @@
       </w:pPr>
       <w:r>
         <w:rPr>
+          <w:rtl/>
+          <w:cs/>
           <w:lang w:val="ar_AE" w:bidi="ar_AE"/>
         </w:rPr>
         <w:t>غزة</w:t>
       </w:r>
       <w:r>
         <w:rPr>
+          <w:rtl/>
+          <w:cs/>
           <w:lang w:val="ar_AE" w:bidi="ar_AE"/>
         </w:rPr>
       </w:r>
@@ -563,6 +677,8 @@
       </w:pPr>
       <w:r>
         <w:rPr>
+          <w:rtl/>
+          <w:cs/>
           <w:lang w:val="ar_AE" w:bidi="ar_AE"/>
         </w:rPr>
         <w:t>حقائق:</w:t>
@@ -574,11 +690,15 @@
       </w:pPr>
       <w:r>
         <w:rPr>
-          <w:lang w:val="ar_AE" w:bidi="ar_AE"/>
-        </w:rPr>
-      </w:r>
-      <w:r>
-        <w:rPr>
+          <w:rtl/>
+          <w:cs/>
+          <w:lang w:val="ar_AE" w:bidi="ar_AE"/>
+        </w:rPr>
+      </w:r>
+      <w:r>
+        <w:rPr>
+          <w:rtl/>
+          <w:cs/>
           <w:lang w:val="ar_AE" w:bidi="ar_AE"/>
         </w:rPr>
         <w:t>في زمن الكتاب المقدس، كانت غزة مدينة فلسطينية مزدهرة تقع على ساحل البحر المتوسط، على بعد حوالي 38 كيلومترًا جنوب أشدود. وكانت واحدة من خمس مدن رئيسية للفلسطينيين.</w:t>
@@ -593,11 +713,15 @@
       </w:pPr>
       <w:r>
         <w:rPr>
-          <w:lang w:val="ar_AE" w:bidi="ar_AE"/>
-        </w:rPr>
-      </w:r>
-      <w:r>
-        <w:rPr>
+          <w:rtl/>
+          <w:cs/>
+          <w:lang w:val="ar_AE" w:bidi="ar_AE"/>
+        </w:rPr>
+      </w:r>
+      <w:r>
+        <w:rPr>
+          <w:rtl/>
+          <w:cs/>
           <w:lang w:val="ar_AE" w:bidi="ar_AE"/>
         </w:rPr>
         <w:t>بسبب موقعها، كانت غزة ميناءً رئيسيًا، حيث تتم الأنشطة التجارية بين مجموعات مختلفة من الناس وشعوب مختلفة.</w:t>
@@ -612,11 +736,15 @@
       </w:pPr>
       <w:r>
         <w:rPr>
-          <w:lang w:val="ar_AE" w:bidi="ar_AE"/>
-        </w:rPr>
-      </w:r>
-      <w:r>
-        <w:rPr>
+          <w:rtl/>
+          <w:cs/>
+          <w:lang w:val="ar_AE" w:bidi="ar_AE"/>
+        </w:rPr>
+      </w:r>
+      <w:r>
+        <w:rPr>
+          <w:rtl/>
+          <w:cs/>
           <w:lang w:val="ar_AE" w:bidi="ar_AE"/>
         </w:rPr>
         <w:t>اليوم، لا تزل مدينة غزة ميناءً هامًا في قطاع غزة، وهو منطقة تقع على طول ساحل البحر المتوسط وتحدها إسرائيل من الشمال والشرق، ومصر من الجنوب.</w:t>
@@ -631,11 +759,15 @@
       </w:pPr>
       <w:r>
         <w:rPr>
-          <w:lang w:val="ar_AE" w:bidi="ar_AE"/>
-        </w:rPr>
-      </w:r>
-      <w:r>
-        <w:rPr>
+          <w:rtl/>
+          <w:cs/>
+          <w:lang w:val="ar_AE" w:bidi="ar_AE"/>
+        </w:rPr>
+      </w:r>
+      <w:r>
+        <w:rPr>
+          <w:rtl/>
+          <w:cs/>
           <w:lang w:val="ar_AE" w:bidi="ar_AE"/>
         </w:rPr>
         <w:t>كانت غزة المدينة التي أخذ الفلسطينيون شمشون إليها بعد أن قبضوا عليه.</w:t>
@@ -650,11 +782,15 @@
       </w:pPr>
       <w:r>
         <w:rPr>
-          <w:lang w:val="ar_AE" w:bidi="ar_AE"/>
-        </w:rPr>
-      </w:r>
-      <w:r>
-        <w:rPr>
+          <w:rtl/>
+          <w:cs/>
+          <w:lang w:val="ar_AE" w:bidi="ar_AE"/>
+        </w:rPr>
+      </w:r>
+      <w:r>
+        <w:rPr>
+          <w:rtl/>
+          <w:cs/>
           <w:lang w:val="ar_AE" w:bidi="ar_AE"/>
         </w:rPr>
         <w:t>كان فيلبس المبشر يسير على الطريق الصحراوي إلى غزة عندما التقى بالخصي الحبشي.</w:t>
@@ -666,11 +802,15 @@
       </w:pPr>
       <w:r>
         <w:rPr>
-          <w:lang w:val="ar_AE" w:bidi="ar_AE"/>
-        </w:rPr>
-      </w:r>
-      <w:r>
-        <w:rPr>
+          <w:rtl/>
+          <w:cs/>
+          <w:lang w:val="ar_AE" w:bidi="ar_AE"/>
+        </w:rPr>
+      </w:r>
+      <w:r>
+        <w:rPr>
+          <w:rtl/>
+          <w:cs/>
           <w:lang w:val="ar_AE" w:bidi="ar_AE"/>
         </w:rPr>
         <w:t>(اقتراحات الترجمة: كيفية ترجمة الأسماء)</w:t>
@@ -682,71 +822,95 @@
       </w:pPr>
       <w:r>
         <w:rPr>
-          <w:lang w:val="ar_AE" w:bidi="ar_AE"/>
-        </w:rPr>
-      </w:r>
-      <w:r>
-        <w:rPr>
+          <w:rtl/>
+          <w:cs/>
+          <w:lang w:val="ar_AE" w:bidi="ar_AE"/>
+        </w:rPr>
+      </w:r>
+      <w:r>
+        <w:rPr>
+          <w:rtl/>
+          <w:cs/>
           <w:lang w:val="ar_AE" w:bidi="ar_AE"/>
         </w:rPr>
         <w:t xml:space="preserve">(انظر أيضًا: </w:t>
       </w:r>
       <w:r>
         <w:rPr>
+          <w:rtl/>
+          <w:cs/>
           <w:lang w:val="ar_AE" w:bidi="ar_AE"/>
         </w:rPr>
         <w:t>أشدود</w:t>
       </w:r>
       <w:r>
         <w:rPr>
+          <w:rtl/>
+          <w:cs/>
           <w:lang w:val="ar_AE" w:bidi="ar_AE"/>
         </w:rPr>
         <w:t xml:space="preserve">, </w:t>
       </w:r>
       <w:r>
         <w:rPr>
+          <w:rtl/>
+          <w:cs/>
           <w:lang w:val="ar_AE" w:bidi="ar_AE"/>
         </w:rPr>
         <w:t>فيلبس</w:t>
       </w:r>
       <w:r>
         <w:rPr>
+          <w:rtl/>
+          <w:cs/>
           <w:lang w:val="ar_AE" w:bidi="ar_AE"/>
         </w:rPr>
         <w:t xml:space="preserve">, </w:t>
       </w:r>
       <w:r>
         <w:rPr>
+          <w:rtl/>
+          <w:cs/>
           <w:lang w:val="ar_AE" w:bidi="ar_AE"/>
         </w:rPr>
         <w:t>الفلسطينيين</w:t>
       </w:r>
       <w:r>
         <w:rPr>
+          <w:rtl/>
+          <w:cs/>
           <w:lang w:val="ar_AE" w:bidi="ar_AE"/>
         </w:rPr>
         <w:t xml:space="preserve">, </w:t>
       </w:r>
       <w:r>
         <w:rPr>
+          <w:rtl/>
+          <w:cs/>
           <w:lang w:val="ar_AE" w:bidi="ar_AE"/>
         </w:rPr>
         <w:t>إثيوبيا</w:t>
       </w:r>
       <w:r>
         <w:rPr>
+          <w:rtl/>
+          <w:cs/>
           <w:lang w:val="ar_AE" w:bidi="ar_AE"/>
         </w:rPr>
         <w:t xml:space="preserve">, </w:t>
       </w:r>
       <w:r>
         <w:rPr>
+          <w:rtl/>
+          <w:cs/>
           <w:lang w:val="ar_AE" w:bidi="ar_AE"/>
         </w:rPr>
         <w:t>جت</w:t>
       </w:r>
       <w:r>
         <w:rPr>
+          <w:rtl/>
+          <w:cs/>
           <w:lang w:val="ar_AE" w:bidi="ar_AE"/>
         </w:rPr>
         <w:t>)</w:t>
@@ -759,6 +923,8 @@
       </w:pPr>
       <w:r>
         <w:rPr>
+          <w:rtl/>
+          <w:cs/>
           <w:lang w:val="ar_AE" w:bidi="ar_AE"/>
         </w:rPr>
         <w:t>مراجع الكتاب المقدس:</w:t>
@@ -773,12 +939,16 @@
       </w:pPr>
       <w:r>
         <w:rPr>
+          <w:rtl/>
+          <w:cs/>
           <w:lang w:val="ar_AE" w:bidi="ar_AE"/>
         </w:rPr>
       </w:r>
       <w:hyperlink r:id="rId18">
         <w:r>
           <w:rPr>
+            <w:rtl/>
+            <w:cs/>
             <w:lang w:val="ar_AE" w:bidi="ar_AE"/>
           </w:rPr>
           <w:rPr>
@@ -798,12 +968,16 @@
       </w:pPr>
       <w:r>
         <w:rPr>
+          <w:rtl/>
+          <w:cs/>
           <w:lang w:val="ar_AE" w:bidi="ar_AE"/>
         </w:rPr>
       </w:r>
       <w:hyperlink r:id="rId19">
         <w:r>
           <w:rPr>
+            <w:rtl/>
+            <w:cs/>
             <w:lang w:val="ar_AE" w:bidi="ar_AE"/>
           </w:rPr>
           <w:rPr>
@@ -823,12 +997,16 @@
       </w:pPr>
       <w:r>
         <w:rPr>
+          <w:rtl/>
+          <w:cs/>
           <w:lang w:val="ar_AE" w:bidi="ar_AE"/>
         </w:rPr>
       </w:r>
       <w:hyperlink r:id="rId20">
         <w:r>
           <w:rPr>
+            <w:rtl/>
+            <w:cs/>
             <w:lang w:val="ar_AE" w:bidi="ar_AE"/>
           </w:rPr>
           <w:rPr>
@@ -848,12 +1026,16 @@
       </w:pPr>
       <w:r>
         <w:rPr>
+          <w:rtl/>
+          <w:cs/>
           <w:lang w:val="ar_AE" w:bidi="ar_AE"/>
         </w:rPr>
       </w:r>
       <w:hyperlink r:id="rId21">
         <w:r>
           <w:rPr>
+            <w:rtl/>
+            <w:cs/>
             <w:lang w:val="ar_AE" w:bidi="ar_AE"/>
           </w:rPr>
           <w:rPr>
@@ -873,12 +1055,16 @@
       </w:pPr>
       <w:r>
         <w:rPr>
+          <w:rtl/>
+          <w:cs/>
           <w:lang w:val="ar_AE" w:bidi="ar_AE"/>
         </w:rPr>
       </w:r>
       <w:hyperlink r:id="rId22">
         <w:r>
           <w:rPr>
+            <w:rtl/>
+            <w:cs/>
             <w:lang w:val="ar_AE" w:bidi="ar_AE"/>
           </w:rPr>
           <w:rPr>
@@ -896,6 +1082,8 @@
       </w:pPr>
       <w:r>
         <w:rPr>
+          <w:rtl/>
+          <w:cs/>
           <w:lang w:val="ar_AE" w:bidi="ar_AE"/>
         </w:rPr>
         <w:t>بيانات الكلمة:</w:t>
@@ -910,32 +1098,42 @@
       </w:pPr>
       <w:r>
         <w:rPr>
-          <w:lang w:val="ar_AE" w:bidi="ar_AE"/>
-        </w:rPr>
-      </w:r>
-      <w:r>
-        <w:rPr>
+          <w:rtl/>
+          <w:cs/>
+          <w:lang w:val="ar_AE" w:bidi="ar_AE"/>
+        </w:rPr>
+      </w:r>
+      <w:r>
+        <w:rPr>
+          <w:rtl/>
+          <w:cs/>
           <w:lang w:val="ar_AE" w:bidi="ar_AE"/>
         </w:rPr>
         <w:t>سترونج: H5804, H5841, G10480</w:t>
       </w:r>
       <w:r>
         <w:rPr>
-          <w:lang w:val="ar_AE" w:bidi="ar_AE"/>
-        </w:rPr>
-      </w:r>
-      <w:r>
-        <w:rPr>
-          <w:lang w:val="ar_AE" w:bidi="ar_AE"/>
-        </w:rPr>
-      </w:r>
-    </w:p>
-    <w:p>
-      <w:pPr>
-        <w:bidi/>
-      </w:pPr>
-      <w:r>
-        <w:rPr>
+          <w:rtl/>
+          <w:cs/>
+          <w:lang w:val="ar_AE" w:bidi="ar_AE"/>
+        </w:rPr>
+      </w:r>
+      <w:r>
+        <w:rPr>
+          <w:rtl/>
+          <w:cs/>
+          <w:lang w:val="ar_AE" w:bidi="ar_AE"/>
+        </w:rPr>
+      </w:r>
+    </w:p>
+    <w:p>
+      <w:pPr>
+        <w:bidi/>
+      </w:pPr>
+      <w:r>
+        <w:rPr>
+          <w:rtl/>
+          <w:cs/>
           <w:lang w:val="ar_AE" w:bidi="ar_AE"/>
         </w:rPr>
       </w:r>
@@ -947,12 +1145,16 @@
       </w:pPr>
       <w:r>
         <w:rPr>
+          <w:rtl/>
+          <w:cs/>
           <w:lang w:val="ar_AE" w:bidi="ar_AE"/>
         </w:rPr>
         <w:t>غضب</w:t>
       </w:r>
       <w:r>
         <w:rPr>
+          <w:rtl/>
+          <w:cs/>
           <w:lang w:val="ar_AE" w:bidi="ar_AE"/>
         </w:rPr>
       </w:r>
@@ -964,6 +1166,8 @@
       </w:pPr>
       <w:r>
         <w:rPr>
+          <w:rtl/>
+          <w:cs/>
           <w:lang w:val="ar_AE" w:bidi="ar_AE"/>
         </w:rPr>
         <w:t>التعريف:</w:t>
@@ -975,11 +1179,15 @@
       </w:pPr>
       <w:r>
         <w:rPr>
-          <w:lang w:val="ar_AE" w:bidi="ar_AE"/>
-        </w:rPr>
-      </w:r>
-      <w:r>
-        <w:rPr>
+          <w:rtl/>
+          <w:cs/>
+          <w:lang w:val="ar_AE" w:bidi="ar_AE"/>
+        </w:rPr>
+      </w:r>
+      <w:r>
+        <w:rPr>
+          <w:rtl/>
+          <w:cs/>
           <w:lang w:val="ar_AE" w:bidi="ar_AE"/>
         </w:rPr>
         <w:t>الغضب هو شعور شديد بالحنق أو الغيظ قد يستمر لفترة طويلة. ويصف الكتاب المقدس كل من البشر والله بأنهم يشعرون بالغضب الشديد. عند الحديث عن "غضب" الله، تأكد من أن الكلمة أو العبارة المستخدمة لترجمة هذا المصطلح لا تشير إلى نوبة غضب عشوائية خاطئة (والتي قد تكون صحيحة بالنسبة لشخص بشري).</w:t>
@@ -994,11 +1202,15 @@
       </w:pPr>
       <w:r>
         <w:rPr>
-          <w:lang w:val="ar_AE" w:bidi="ar_AE"/>
-        </w:rPr>
-      </w:r>
-      <w:r>
-        <w:rPr>
+          <w:rtl/>
+          <w:cs/>
+          <w:lang w:val="ar_AE" w:bidi="ar_AE"/>
+        </w:rPr>
+      </w:r>
+      <w:r>
+        <w:rPr>
+          <w:rtl/>
+          <w:cs/>
           <w:lang w:val="ar_AE" w:bidi="ar_AE"/>
         </w:rPr>
         <w:t>في الكتاب المقدس، يشير "الغضب" غالبًا إلى الدينونة العادلة لله على الخطية وعقاب البشر الذين يتمردون عليه.</w:t>
@@ -1013,11 +1225,15 @@
       </w:pPr>
       <w:r>
         <w:rPr>
-          <w:lang w:val="ar_AE" w:bidi="ar_AE"/>
-        </w:rPr>
-      </w:r>
-      <w:r>
-        <w:rPr>
+          <w:rtl/>
+          <w:cs/>
+          <w:lang w:val="ar_AE" w:bidi="ar_AE"/>
+        </w:rPr>
+      </w:r>
+      <w:r>
+        <w:rPr>
+          <w:rtl/>
+          <w:cs/>
           <w:lang w:val="ar_AE" w:bidi="ar_AE"/>
         </w:rPr>
         <w:t>كما يمكن أن يشير "غضب الله" أيضًا إلى حكمه وعقابه على الخطية.</w:t>
@@ -1032,11 +1248,15 @@
       </w:pPr>
       <w:r>
         <w:rPr>
-          <w:lang w:val="ar_AE" w:bidi="ar_AE"/>
-        </w:rPr>
-      </w:r>
-      <w:r>
-        <w:rPr>
+          <w:rtl/>
+          <w:cs/>
+          <w:lang w:val="ar_AE" w:bidi="ar_AE"/>
+        </w:rPr>
+      </w:r>
+      <w:r>
+        <w:rPr>
+          <w:rtl/>
+          <w:cs/>
           <w:lang w:val="ar_AE" w:bidi="ar_AE"/>
         </w:rPr>
         <w:t>غضب الله هو العقوبة العادلة لأولئك الذين لا يتوبون عن خطاياهم.</w:t>
@@ -1049,6 +1269,8 @@
       </w:pPr>
       <w:r>
         <w:rPr>
+          <w:rtl/>
+          <w:cs/>
           <w:lang w:val="ar_AE" w:bidi="ar_AE"/>
         </w:rPr>
         <w:t>اقتراحات الترجمة:</w:t>
@@ -1063,11 +1285,15 @@
       </w:pPr>
       <w:r>
         <w:rPr>
-          <w:lang w:val="ar_AE" w:bidi="ar_AE"/>
-        </w:rPr>
-      </w:r>
-      <w:r>
-        <w:rPr>
+          <w:rtl/>
+          <w:cs/>
+          <w:lang w:val="ar_AE" w:bidi="ar_AE"/>
+        </w:rPr>
+      </w:r>
+      <w:r>
+        <w:rPr>
+          <w:rtl/>
+          <w:cs/>
           <w:lang w:val="ar_AE" w:bidi="ar_AE"/>
         </w:rPr>
         <w:t>اعتمادًا على السياق، يمكن ترجمة هذا المصطلح بطرق أخرى مثل "الغضب الشديد" أو "الدينونة العادلة" أو "الغضب".</w:t>
@@ -1082,11 +1308,15 @@
       </w:pPr>
       <w:r>
         <w:rPr>
-          <w:lang w:val="ar_AE" w:bidi="ar_AE"/>
-        </w:rPr>
-      </w:r>
-      <w:r>
-        <w:rPr>
+          <w:rtl/>
+          <w:cs/>
+          <w:lang w:val="ar_AE" w:bidi="ar_AE"/>
+        </w:rPr>
+      </w:r>
+      <w:r>
+        <w:rPr>
+          <w:rtl/>
+          <w:cs/>
           <w:lang w:val="ar_AE" w:bidi="ar_AE"/>
         </w:rPr>
         <w:t>غضب الله عادل ومقدس. لذلك فعند الحديث عن غضب الله، تأكد من أن الكلمة أو العبارة المستخدمة لترجمة هذا المصطلح لا تشير إلى غضب وهياج بشري خاطئ.</w:t>
@@ -1098,35 +1328,47 @@
       </w:pPr>
       <w:r>
         <w:rPr>
-          <w:lang w:val="ar_AE" w:bidi="ar_AE"/>
-        </w:rPr>
-      </w:r>
-      <w:r>
-        <w:rPr>
+          <w:rtl/>
+          <w:cs/>
+          <w:lang w:val="ar_AE" w:bidi="ar_AE"/>
+        </w:rPr>
+      </w:r>
+      <w:r>
+        <w:rPr>
+          <w:rtl/>
+          <w:cs/>
           <w:lang w:val="ar_AE" w:bidi="ar_AE"/>
         </w:rPr>
         <w:t xml:space="preserve">(انظر أيضًا: </w:t>
       </w:r>
       <w:r>
         <w:rPr>
+          <w:rtl/>
+          <w:cs/>
           <w:lang w:val="ar_AE" w:bidi="ar_AE"/>
         </w:rPr>
         <w:t>القاضي</w:t>
       </w:r>
       <w:r>
         <w:rPr>
+          <w:rtl/>
+          <w:cs/>
           <w:lang w:val="ar_AE" w:bidi="ar_AE"/>
         </w:rPr>
         <w:t xml:space="preserve">, </w:t>
       </w:r>
       <w:r>
         <w:rPr>
+          <w:rtl/>
+          <w:cs/>
           <w:lang w:val="ar_AE" w:bidi="ar_AE"/>
         </w:rPr>
         <w:t>الخطية</w:t>
       </w:r>
       <w:r>
         <w:rPr>
+          <w:rtl/>
+          <w:cs/>
           <w:lang w:val="ar_AE" w:bidi="ar_AE"/>
         </w:rPr>
         <w:t>)</w:t>
@@ -1139,6 +1381,8 @@
       </w:pPr>
       <w:r>
         <w:rPr>
+          <w:rtl/>
+          <w:cs/>
           <w:lang w:val="ar_AE" w:bidi="ar_AE"/>
         </w:rPr>
         <w:t>مراجع الكتاب المقدس:</w:t>
@@ -1153,12 +1397,16 @@
       </w:pPr>
       <w:r>
         <w:rPr>
+          <w:rtl/>
+          <w:cs/>
           <w:lang w:val="ar_AE" w:bidi="ar_AE"/>
         </w:rPr>
       </w:r>
       <w:hyperlink r:id="rId23">
         <w:r>
           <w:rPr>
+            <w:rtl/>
+            <w:cs/>
             <w:lang w:val="ar_AE" w:bidi="ar_AE"/>
           </w:rPr>
           <w:rPr>
@@ -1178,12 +1426,16 @@
       </w:pPr>
       <w:r>
         <w:rPr>
+          <w:rtl/>
+          <w:cs/>
           <w:lang w:val="ar_AE" w:bidi="ar_AE"/>
         </w:rPr>
       </w:r>
       <w:hyperlink r:id="rId24">
         <w:r>
           <w:rPr>
+            <w:rtl/>
+            <w:cs/>
             <w:lang w:val="ar_AE" w:bidi="ar_AE"/>
           </w:rPr>
           <w:rPr>
@@ -1203,12 +1455,16 @@
       </w:pPr>
       <w:r>
         <w:rPr>
+          <w:rtl/>
+          <w:cs/>
           <w:lang w:val="ar_AE" w:bidi="ar_AE"/>
         </w:rPr>
       </w:r>
       <w:hyperlink r:id="rId25">
         <w:r>
           <w:rPr>
+            <w:rtl/>
+            <w:cs/>
             <w:lang w:val="ar_AE" w:bidi="ar_AE"/>
           </w:rPr>
           <w:rPr>
@@ -1228,12 +1484,16 @@
       </w:pPr>
       <w:r>
         <w:rPr>
+          <w:rtl/>
+          <w:cs/>
           <w:lang w:val="ar_AE" w:bidi="ar_AE"/>
         </w:rPr>
       </w:r>
       <w:hyperlink r:id="rId26">
         <w:r>
           <w:rPr>
+            <w:rtl/>
+            <w:cs/>
             <w:lang w:val="ar_AE" w:bidi="ar_AE"/>
           </w:rPr>
           <w:rPr>
@@ -1253,12 +1513,16 @@
       </w:pPr>
       <w:r>
         <w:rPr>
+          <w:rtl/>
+          <w:cs/>
           <w:lang w:val="ar_AE" w:bidi="ar_AE"/>
         </w:rPr>
       </w:r>
       <w:hyperlink r:id="rId27">
         <w:r>
           <w:rPr>
+            <w:rtl/>
+            <w:cs/>
             <w:lang w:val="ar_AE" w:bidi="ar_AE"/>
           </w:rPr>
           <w:rPr>
@@ -1278,12 +1542,16 @@
       </w:pPr>
       <w:r>
         <w:rPr>
+          <w:rtl/>
+          <w:cs/>
           <w:lang w:val="ar_AE" w:bidi="ar_AE"/>
         </w:rPr>
       </w:r>
       <w:hyperlink r:id="rId28">
         <w:r>
           <w:rPr>
+            <w:rtl/>
+            <w:cs/>
             <w:lang w:val="ar_AE" w:bidi="ar_AE"/>
           </w:rPr>
           <w:rPr>
@@ -1303,12 +1571,16 @@
       </w:pPr>
       <w:r>
         <w:rPr>
+          <w:rtl/>
+          <w:cs/>
           <w:lang w:val="ar_AE" w:bidi="ar_AE"/>
         </w:rPr>
       </w:r>
       <w:hyperlink r:id="rId29">
         <w:r>
           <w:rPr>
+            <w:rtl/>
+            <w:cs/>
             <w:lang w:val="ar_AE" w:bidi="ar_AE"/>
           </w:rPr>
           <w:rPr>
@@ -1328,12 +1600,16 @@
       </w:pPr>
       <w:r>
         <w:rPr>
+          <w:rtl/>
+          <w:cs/>
           <w:lang w:val="ar_AE" w:bidi="ar_AE"/>
         </w:rPr>
       </w:r>
       <w:hyperlink r:id="rId30">
         <w:r>
           <w:rPr>
+            <w:rtl/>
+            <w:cs/>
             <w:lang w:val="ar_AE" w:bidi="ar_AE"/>
           </w:rPr>
           <w:rPr>
@@ -1351,6 +1627,8 @@
       </w:pPr>
       <w:r>
         <w:rPr>
+          <w:rtl/>
+          <w:cs/>
           <w:lang w:val="ar_AE" w:bidi="ar_AE"/>
         </w:rPr>
         <w:t>بيانات الكلمة:</w:t>
@@ -1365,32 +1643,42 @@
       </w:pPr>
       <w:r>
         <w:rPr>
-          <w:lang w:val="ar_AE" w:bidi="ar_AE"/>
-        </w:rPr>
-      </w:r>
-      <w:r>
-        <w:rPr>
+          <w:rtl/>
+          <w:cs/>
+          <w:lang w:val="ar_AE" w:bidi="ar_AE"/>
+        </w:rPr>
+      </w:r>
+      <w:r>
+        <w:rPr>
+          <w:rtl/>
+          <w:cs/>
           <w:lang w:val="ar_AE" w:bidi="ar_AE"/>
         </w:rPr>
         <w:t>سترونج: H0639, H2197, H2528, H2534, H2740, H3707, H3708, H5678, H7107, H7109, H7110, H7265, H7267, G23720, G37090, G39490, G39500</w:t>
       </w:r>
       <w:r>
         <w:rPr>
-          <w:lang w:val="ar_AE" w:bidi="ar_AE"/>
-        </w:rPr>
-      </w:r>
-      <w:r>
-        <w:rPr>
-          <w:lang w:val="ar_AE" w:bidi="ar_AE"/>
-        </w:rPr>
-      </w:r>
-    </w:p>
-    <w:p>
-      <w:pPr>
-        <w:bidi/>
-      </w:pPr>
-      <w:r>
-        <w:rPr>
+          <w:rtl/>
+          <w:cs/>
+          <w:lang w:val="ar_AE" w:bidi="ar_AE"/>
+        </w:rPr>
+      </w:r>
+      <w:r>
+        <w:rPr>
+          <w:rtl/>
+          <w:cs/>
+          <w:lang w:val="ar_AE" w:bidi="ar_AE"/>
+        </w:rPr>
+      </w:r>
+    </w:p>
+    <w:p>
+      <w:pPr>
+        <w:bidi/>
+      </w:pPr>
+      <w:r>
+        <w:rPr>
+          <w:rtl/>
+          <w:cs/>
           <w:lang w:val="ar_AE" w:bidi="ar_AE"/>
         </w:rPr>
       </w:r>
@@ -1402,12 +1690,16 @@
       </w:pPr>
       <w:r>
         <w:rPr>
+          <w:rtl/>
+          <w:cs/>
           <w:lang w:val="ar_AE" w:bidi="ar_AE"/>
         </w:rPr>
         <w:t>غطاء الكفارة (كرسي الرحمة)</w:t>
       </w:r>
       <w:r>
         <w:rPr>
+          <w:rtl/>
+          <w:cs/>
           <w:lang w:val="ar_AE" w:bidi="ar_AE"/>
         </w:rPr>
       </w:r>
@@ -1419,6 +1711,8 @@
       </w:pPr>
       <w:r>
         <w:rPr>
+          <w:rtl/>
+          <w:cs/>
           <w:lang w:val="ar_AE" w:bidi="ar_AE"/>
         </w:rPr>
         <w:t>التعريف:</w:t>
@@ -1430,11 +1724,15 @@
       </w:pPr>
       <w:r>
         <w:rPr>
-          <w:lang w:val="ar_AE" w:bidi="ar_AE"/>
-        </w:rPr>
-      </w:r>
-      <w:r>
-        <w:rPr>
+          <w:rtl/>
+          <w:cs/>
+          <w:lang w:val="ar_AE" w:bidi="ar_AE"/>
+        </w:rPr>
+      </w:r>
+      <w:r>
+        <w:rPr>
+          <w:rtl/>
+          <w:cs/>
           <w:lang w:val="ar_AE" w:bidi="ar_AE"/>
         </w:rPr>
         <w:t>لقد كان "غطاء الكفارة" لوحًا من الذهب يُستخدم لتغطية تابوت العهد. وفي العديد من الترجمات، يُشار إليه أيضًا باسم "غطاء التابوت" أو "الغطاء".</w:t>
@@ -1449,11 +1747,15 @@
       </w:pPr>
       <w:r>
         <w:rPr>
-          <w:lang w:val="ar_AE" w:bidi="ar_AE"/>
-        </w:rPr>
-      </w:r>
-      <w:r>
-        <w:rPr>
+          <w:rtl/>
+          <w:cs/>
+          <w:lang w:val="ar_AE" w:bidi="ar_AE"/>
+        </w:rPr>
+      </w:r>
+      <w:r>
+        <w:rPr>
+          <w:rtl/>
+          <w:cs/>
           <w:lang w:val="ar_AE" w:bidi="ar_AE"/>
         </w:rPr>
         <w:t>كان غطاء الكفارة بطول حوالي 115 سنتيمترًا وعرض 70 سنتيمترًا.</w:t>
@@ -1468,11 +1770,15 @@
       </w:pPr>
       <w:r>
         <w:rPr>
-          <w:lang w:val="ar_AE" w:bidi="ar_AE"/>
-        </w:rPr>
-      </w:r>
-      <w:r>
-        <w:rPr>
+          <w:rtl/>
+          <w:cs/>
+          <w:lang w:val="ar_AE" w:bidi="ar_AE"/>
+        </w:rPr>
+      </w:r>
+      <w:r>
+        <w:rPr>
+          <w:rtl/>
+          <w:cs/>
           <w:lang w:val="ar_AE" w:bidi="ar_AE"/>
         </w:rPr>
         <w:t>كما كان يوجد فوق غطاء الكفارة، كروبان من الذهب بأجنحتها متلامسة.</w:t>
@@ -1487,11 +1793,15 @@
       </w:pPr>
       <w:r>
         <w:rPr>
-          <w:lang w:val="ar_AE" w:bidi="ar_AE"/>
-        </w:rPr>
-      </w:r>
-      <w:r>
-        <w:rPr>
+          <w:rtl/>
+          <w:cs/>
+          <w:lang w:val="ar_AE" w:bidi="ar_AE"/>
+        </w:rPr>
+      </w:r>
+      <w:r>
+        <w:rPr>
+          <w:rtl/>
+          <w:cs/>
           <w:lang w:val="ar_AE" w:bidi="ar_AE"/>
         </w:rPr>
         <w:t>قال الرب يهوه إنه كان سيلتقي بشعب إسرائيل فوق غطاء الكفارة، تحت الأجنحة الممدودة للكروبين. وقد كان يُسمح فقط لرئيس الكهنة باللقاء مع الرب يهوه بهذه الطريقة، باعتباره ممثلًا للشعب.</w:t>
@@ -1506,11 +1816,15 @@
       </w:pPr>
       <w:r>
         <w:rPr>
-          <w:lang w:val="ar_AE" w:bidi="ar_AE"/>
-        </w:rPr>
-      </w:r>
-      <w:r>
-        <w:rPr>
+          <w:rtl/>
+          <w:cs/>
+          <w:lang w:val="ar_AE" w:bidi="ar_AE"/>
+        </w:rPr>
+      </w:r>
+      <w:r>
+        <w:rPr>
+          <w:rtl/>
+          <w:cs/>
           <w:lang w:val="ar_AE" w:bidi="ar_AE"/>
         </w:rPr>
         <w:t>أحيانًا كان يُشار إلى هذا الغطاء بتعبير "كرسي الرحمة" لأنه كان يعبر عن رحمة الله من خلال نزوله لفداء البشر الخطاة.</w:t>
@@ -1523,6 +1837,8 @@
       </w:pPr>
       <w:r>
         <w:rPr>
+          <w:rtl/>
+          <w:cs/>
           <w:lang w:val="ar_AE" w:bidi="ar_AE"/>
         </w:rPr>
         <w:t>اقتراحات الترجمة:</w:t>
@@ -1537,11 +1853,15 @@
       </w:pPr>
       <w:r>
         <w:rPr>
-          <w:lang w:val="ar_AE" w:bidi="ar_AE"/>
-        </w:rPr>
-      </w:r>
-      <w:r>
-        <w:rPr>
+          <w:rtl/>
+          <w:cs/>
+          <w:lang w:val="ar_AE" w:bidi="ar_AE"/>
+        </w:rPr>
+      </w:r>
+      <w:r>
+        <w:rPr>
+          <w:rtl/>
+          <w:cs/>
           <w:lang w:val="ar_AE" w:bidi="ar_AE"/>
         </w:rPr>
         <w:t>طرق أخرى لترجمة هذا المصطلح يمكن أن تشمل "غطاء التابوت حيث يعد الله بالفداء" أو "المكان الذي يكفر فيه الله" أو "غطاء التابوت حيث يغفر الله ويستعيد".</w:t>
@@ -1556,11 +1876,15 @@
       </w:pPr>
       <w:r>
         <w:rPr>
-          <w:lang w:val="ar_AE" w:bidi="ar_AE"/>
-        </w:rPr>
-      </w:r>
-      <w:r>
-        <w:rPr>
+          <w:rtl/>
+          <w:cs/>
+          <w:lang w:val="ar_AE" w:bidi="ar_AE"/>
+        </w:rPr>
+      </w:r>
+      <w:r>
+        <w:rPr>
+          <w:rtl/>
+          <w:cs/>
           <w:lang w:val="ar_AE" w:bidi="ar_AE"/>
         </w:rPr>
         <w:t>يمكن أن يعني أيضًا "مكان الاسترضاء".</w:t>
@@ -1575,11 +1899,15 @@
       </w:pPr>
       <w:r>
         <w:rPr>
-          <w:lang w:val="ar_AE" w:bidi="ar_AE"/>
-        </w:rPr>
-      </w:r>
-      <w:r>
-        <w:rPr>
+          <w:rtl/>
+          <w:cs/>
+          <w:lang w:val="ar_AE" w:bidi="ar_AE"/>
+        </w:rPr>
+      </w:r>
+      <w:r>
+        <w:rPr>
+          <w:rtl/>
+          <w:cs/>
           <w:lang w:val="ar_AE" w:bidi="ar_AE"/>
         </w:rPr>
         <w:t>قارن هذا المصطلح مع الطريقة التي قد تُرجمت بها كلمات "الكفارة"، "الاسترضاء"، و"الفداء".</w:t>
@@ -1591,71 +1919,95 @@
       </w:pPr>
       <w:r>
         <w:rPr>
-          <w:lang w:val="ar_AE" w:bidi="ar_AE"/>
-        </w:rPr>
-      </w:r>
-      <w:r>
-        <w:rPr>
+          <w:rtl/>
+          <w:cs/>
+          <w:lang w:val="ar_AE" w:bidi="ar_AE"/>
+        </w:rPr>
+      </w:r>
+      <w:r>
+        <w:rPr>
+          <w:rtl/>
+          <w:cs/>
           <w:lang w:val="ar_AE" w:bidi="ar_AE"/>
         </w:rPr>
         <w:t xml:space="preserve">(انظر أيضًا: </w:t>
       </w:r>
       <w:r>
         <w:rPr>
+          <w:rtl/>
+          <w:cs/>
           <w:lang w:val="ar_AE" w:bidi="ar_AE"/>
         </w:rPr>
         <w:t>تابوت العهد</w:t>
       </w:r>
       <w:r>
         <w:rPr>
+          <w:rtl/>
+          <w:cs/>
           <w:lang w:val="ar_AE" w:bidi="ar_AE"/>
         </w:rPr>
         <w:t xml:space="preserve">, </w:t>
       </w:r>
       <w:r>
         <w:rPr>
+          <w:rtl/>
+          <w:cs/>
           <w:lang w:val="ar_AE" w:bidi="ar_AE"/>
         </w:rPr>
         <w:t>الكفارة</w:t>
       </w:r>
       <w:r>
         <w:rPr>
+          <w:rtl/>
+          <w:cs/>
           <w:lang w:val="ar_AE" w:bidi="ar_AE"/>
         </w:rPr>
         <w:t xml:space="preserve">, </w:t>
       </w:r>
       <w:r>
         <w:rPr>
+          <w:rtl/>
+          <w:cs/>
           <w:lang w:val="ar_AE" w:bidi="ar_AE"/>
         </w:rPr>
         <w:t>الكروبيم</w:t>
       </w:r>
       <w:r>
         <w:rPr>
+          <w:rtl/>
+          <w:cs/>
           <w:lang w:val="ar_AE" w:bidi="ar_AE"/>
         </w:rPr>
         <w:t xml:space="preserve">, </w:t>
       </w:r>
       <w:r>
         <w:rPr>
+          <w:rtl/>
+          <w:cs/>
           <w:lang w:val="ar_AE" w:bidi="ar_AE"/>
         </w:rPr>
         <w:t>الاسترضاء</w:t>
       </w:r>
       <w:r>
         <w:rPr>
+          <w:rtl/>
+          <w:cs/>
           <w:lang w:val="ar_AE" w:bidi="ar_AE"/>
         </w:rPr>
         <w:t xml:space="preserve">, </w:t>
       </w:r>
       <w:r>
         <w:rPr>
+          <w:rtl/>
+          <w:cs/>
           <w:lang w:val="ar_AE" w:bidi="ar_AE"/>
         </w:rPr>
         <w:t>يفدي</w:t>
       </w:r>
       <w:r>
         <w:rPr>
+          <w:rtl/>
+          <w:cs/>
           <w:lang w:val="ar_AE" w:bidi="ar_AE"/>
         </w:rPr>
         <w:t>)</w:t>
@@ -1668,6 +2020,8 @@
       </w:pPr>
       <w:r>
         <w:rPr>
+          <w:rtl/>
+          <w:cs/>
           <w:lang w:val="ar_AE" w:bidi="ar_AE"/>
         </w:rPr>
         <w:t>مراجع الكتاب المقدس:</w:t>
@@ -1682,12 +2036,16 @@
       </w:pPr>
       <w:r>
         <w:rPr>
+          <w:rtl/>
+          <w:cs/>
           <w:lang w:val="ar_AE" w:bidi="ar_AE"/>
         </w:rPr>
       </w:r>
       <w:hyperlink r:id="rId31">
         <w:r>
           <w:rPr>
+            <w:rtl/>
+            <w:cs/>
             <w:lang w:val="ar_AE" w:bidi="ar_AE"/>
           </w:rPr>
           <w:rPr>
@@ -1707,12 +2065,16 @@
       </w:pPr>
       <w:r>
         <w:rPr>
+          <w:rtl/>
+          <w:cs/>
           <w:lang w:val="ar_AE" w:bidi="ar_AE"/>
         </w:rPr>
       </w:r>
       <w:hyperlink r:id="rId32">
         <w:r>
           <w:rPr>
+            <w:rtl/>
+            <w:cs/>
             <w:lang w:val="ar_AE" w:bidi="ar_AE"/>
           </w:rPr>
           <w:rPr>
@@ -1732,12 +2094,16 @@
       </w:pPr>
       <w:r>
         <w:rPr>
+          <w:rtl/>
+          <w:cs/>
           <w:lang w:val="ar_AE" w:bidi="ar_AE"/>
         </w:rPr>
       </w:r>
       <w:hyperlink r:id="rId33">
         <w:r>
           <w:rPr>
+            <w:rtl/>
+            <w:cs/>
             <w:lang w:val="ar_AE" w:bidi="ar_AE"/>
           </w:rPr>
           <w:rPr>
@@ -1757,12 +2123,16 @@
       </w:pPr>
       <w:r>
         <w:rPr>
+          <w:rtl/>
+          <w:cs/>
           <w:lang w:val="ar_AE" w:bidi="ar_AE"/>
         </w:rPr>
       </w:r>
       <w:hyperlink r:id="rId34">
         <w:r>
           <w:rPr>
+            <w:rtl/>
+            <w:cs/>
             <w:lang w:val="ar_AE" w:bidi="ar_AE"/>
           </w:rPr>
           <w:rPr>
@@ -1782,12 +2152,16 @@
       </w:pPr>
       <w:r>
         <w:rPr>
+          <w:rtl/>
+          <w:cs/>
           <w:lang w:val="ar_AE" w:bidi="ar_AE"/>
         </w:rPr>
       </w:r>
       <w:hyperlink r:id="rId35">
         <w:r>
           <w:rPr>
+            <w:rtl/>
+            <w:cs/>
             <w:lang w:val="ar_AE" w:bidi="ar_AE"/>
           </w:rPr>
           <w:rPr>
@@ -1805,6 +2179,8 @@
       </w:pPr>
       <w:r>
         <w:rPr>
+          <w:rtl/>
+          <w:cs/>
           <w:lang w:val="ar_AE" w:bidi="ar_AE"/>
         </w:rPr>
         <w:t>بيانات الكلمة:</w:t>
@@ -1819,32 +2195,42 @@
       </w:pPr>
       <w:r>
         <w:rPr>
-          <w:lang w:val="ar_AE" w:bidi="ar_AE"/>
-        </w:rPr>
-      </w:r>
-      <w:r>
-        <w:rPr>
+          <w:rtl/>
+          <w:cs/>
+          <w:lang w:val="ar_AE" w:bidi="ar_AE"/>
+        </w:rPr>
+      </w:r>
+      <w:r>
+        <w:rPr>
+          <w:rtl/>
+          <w:cs/>
           <w:lang w:val="ar_AE" w:bidi="ar_AE"/>
         </w:rPr>
         <w:t>سترونج: H3727, G24350</w:t>
       </w:r>
       <w:r>
         <w:rPr>
-          <w:lang w:val="ar_AE" w:bidi="ar_AE"/>
-        </w:rPr>
-      </w:r>
-      <w:r>
-        <w:rPr>
-          <w:lang w:val="ar_AE" w:bidi="ar_AE"/>
-        </w:rPr>
-      </w:r>
-    </w:p>
-    <w:p>
-      <w:pPr>
-        <w:bidi/>
-      </w:pPr>
-      <w:r>
-        <w:rPr>
+          <w:rtl/>
+          <w:cs/>
+          <w:lang w:val="ar_AE" w:bidi="ar_AE"/>
+        </w:rPr>
+      </w:r>
+      <w:r>
+        <w:rPr>
+          <w:rtl/>
+          <w:cs/>
+          <w:lang w:val="ar_AE" w:bidi="ar_AE"/>
+        </w:rPr>
+      </w:r>
+    </w:p>
+    <w:p>
+      <w:pPr>
+        <w:bidi/>
+      </w:pPr>
+      <w:r>
+        <w:rPr>
+          <w:rtl/>
+          <w:cs/>
           <w:lang w:val="ar_AE" w:bidi="ar_AE"/>
         </w:rPr>
       </w:r>
@@ -1856,12 +2242,16 @@
       </w:pPr>
       <w:r>
         <w:rPr>
+          <w:rtl/>
+          <w:cs/>
           <w:lang w:val="ar_AE" w:bidi="ar_AE"/>
         </w:rPr>
         <w:t>غطاء "حجاب"</w:t>
       </w:r>
       <w:r>
         <w:rPr>
+          <w:rtl/>
+          <w:cs/>
           <w:lang w:val="ar_AE" w:bidi="ar_AE"/>
         </w:rPr>
       </w:r>
@@ -1873,6 +2263,8 @@
       </w:pPr>
       <w:r>
         <w:rPr>
+          <w:rtl/>
+          <w:cs/>
           <w:lang w:val="ar_AE" w:bidi="ar_AE"/>
         </w:rPr>
         <w:t>التعريف:</w:t>
@@ -1884,11 +2276,15 @@
       </w:pPr>
       <w:r>
         <w:rPr>
-          <w:lang w:val="ar_AE" w:bidi="ar_AE"/>
-        </w:rPr>
-      </w:r>
-      <w:r>
-        <w:rPr>
+          <w:rtl/>
+          <w:cs/>
+          <w:lang w:val="ar_AE" w:bidi="ar_AE"/>
+        </w:rPr>
+      </w:r>
+      <w:r>
+        <w:rPr>
+          <w:rtl/>
+          <w:cs/>
           <w:lang w:val="ar_AE" w:bidi="ar_AE"/>
         </w:rPr>
         <w:t>في الكتاب المقدس، يشير مصطلح "غطاء" أو "حجاب" إلى قطعة سميكة وثقيلة من القماش أو من مواد أخري كانت قد استخدمت في صنع خيمة الاجتماع والهيكل.</w:t>
@@ -1903,11 +2299,15 @@
       </w:pPr>
       <w:r>
         <w:rPr>
-          <w:lang w:val="ar_AE" w:bidi="ar_AE"/>
-        </w:rPr>
-      </w:r>
-      <w:r>
-        <w:rPr>
+          <w:rtl/>
+          <w:cs/>
+          <w:lang w:val="ar_AE" w:bidi="ar_AE"/>
+        </w:rPr>
+      </w:r>
+      <w:r>
+        <w:rPr>
+          <w:rtl/>
+          <w:cs/>
           <w:lang w:val="ar_AE" w:bidi="ar_AE"/>
         </w:rPr>
         <w:t>تم بناء خيمة الاجتماع باستخدام أربع طبقات من الأغطية للأعلى (السقف) وكذلك الجوانب. ولقد كانت هذه الأغطية مصنوعة من القماش أو جلود الحيوانات.</w:t>
@@ -1922,11 +2322,15 @@
       </w:pPr>
       <w:r>
         <w:rPr>
-          <w:lang w:val="ar_AE" w:bidi="ar_AE"/>
-        </w:rPr>
-      </w:r>
-      <w:r>
-        <w:rPr>
+          <w:rtl/>
+          <w:cs/>
+          <w:lang w:val="ar_AE" w:bidi="ar_AE"/>
+        </w:rPr>
+      </w:r>
+      <w:r>
+        <w:rPr>
+          <w:rtl/>
+          <w:cs/>
           <w:lang w:val="ar_AE" w:bidi="ar_AE"/>
         </w:rPr>
         <w:t>كما تم استخدام ستائر من قماش "</w:t>
@@ -1934,12 +2338,16 @@
       <w:r>
         <w:rPr>
           <w:b/>
+          <w:rtl/>
+          <w:cs/>
           <w:lang w:val="ar_AE" w:bidi="ar_AE"/>
         </w:rPr>
         <w:t>الشقق</w:t>
       </w:r>
       <w:r>
         <w:rPr>
+          <w:rtl/>
+          <w:cs/>
           <w:lang w:val="ar_AE" w:bidi="ar_AE"/>
         </w:rPr>
         <w:t>" لتشكيل جدار يحيط بدار المسكن. ولقد كانت هذه الشقق مصنوعة من "الكتان" الذي كان نوعًا من القماش المصنوع من نبات الكتان.</w:t>
@@ -1954,11 +2362,15 @@
       </w:pPr>
       <w:r>
         <w:rPr>
-          <w:lang w:val="ar_AE" w:bidi="ar_AE"/>
-        </w:rPr>
-      </w:r>
-      <w:r>
-        <w:rPr>
+          <w:rtl/>
+          <w:cs/>
+          <w:lang w:val="ar_AE" w:bidi="ar_AE"/>
+        </w:rPr>
+      </w:r>
+      <w:r>
+        <w:rPr>
+          <w:rtl/>
+          <w:cs/>
           <w:lang w:val="ar_AE" w:bidi="ar_AE"/>
         </w:rPr>
         <w:t>في كل من بناء خيمة الاجتماع والهيكل، كانت هناك ستارة قماشية سميكة "حجاب" معلقة بين القدس وقدس الأقدس. ولقد كان هذا الحجاب هو الذي انشق بشكل معجزي إلى نصفين عندما مات يسوع.</w:t>
@@ -1971,6 +2383,8 @@
       </w:pPr>
       <w:r>
         <w:rPr>
+          <w:rtl/>
+          <w:cs/>
           <w:lang w:val="ar_AE" w:bidi="ar_AE"/>
         </w:rPr>
         <w:t>اقتراحات الترجمة:</w:t>
@@ -1985,11 +2399,15 @@
       </w:pPr>
       <w:r>
         <w:rPr>
-          <w:lang w:val="ar_AE" w:bidi="ar_AE"/>
-        </w:rPr>
-      </w:r>
-      <w:r>
-        <w:rPr>
+          <w:rtl/>
+          <w:cs/>
+          <w:lang w:val="ar_AE" w:bidi="ar_AE"/>
+        </w:rPr>
+      </w:r>
+      <w:r>
+        <w:rPr>
+          <w:rtl/>
+          <w:cs/>
           <w:lang w:val="ar_AE" w:bidi="ar_AE"/>
         </w:rPr>
         <w:t>نظرًا لأن الستائر الحديثة تختلف كثيرًا عن الستائر المستخدمة "الأغطية" في الكتاب المقدس، فقد يكون من الأوضح استخدام كلمة مختلفة أو إضافة كلمات تصف الستائر "الأغطية".</w:t>
@@ -2004,11 +2422,15 @@
       </w:pPr>
       <w:r>
         <w:rPr>
-          <w:lang w:val="ar_AE" w:bidi="ar_AE"/>
-        </w:rPr>
-      </w:r>
-      <w:r>
-        <w:rPr>
+          <w:rtl/>
+          <w:cs/>
+          <w:lang w:val="ar_AE" w:bidi="ar_AE"/>
+        </w:rPr>
+      </w:r>
+      <w:r>
+        <w:rPr>
+          <w:rtl/>
+          <w:cs/>
           <w:lang w:val="ar_AE" w:bidi="ar_AE"/>
         </w:rPr>
         <w:t>اعتمادًا على السياق، يمكن أن تشمل طرق ترجمة هذا المصطلح، "غطاء يحجب" أو "غطاء" أو "حجاب" أو "قطعة قماش سميكة" أو "غطاء من جلد حيوان" أو "قطعة قماش معلقة".</w:t>
@@ -2020,47 +2442,63 @@
       </w:pPr>
       <w:r>
         <w:rPr>
-          <w:lang w:val="ar_AE" w:bidi="ar_AE"/>
-        </w:rPr>
-      </w:r>
-      <w:r>
-        <w:rPr>
+          <w:rtl/>
+          <w:cs/>
+          <w:lang w:val="ar_AE" w:bidi="ar_AE"/>
+        </w:rPr>
+      </w:r>
+      <w:r>
+        <w:rPr>
+          <w:rtl/>
+          <w:cs/>
           <w:lang w:val="ar_AE" w:bidi="ar_AE"/>
         </w:rPr>
         <w:t xml:space="preserve">(انظر أيضًا: </w:t>
       </w:r>
       <w:r>
         <w:rPr>
+          <w:rtl/>
+          <w:cs/>
           <w:lang w:val="ar_AE" w:bidi="ar_AE"/>
         </w:rPr>
         <w:t>القدس</w:t>
       </w:r>
       <w:r>
         <w:rPr>
+          <w:rtl/>
+          <w:cs/>
           <w:lang w:val="ar_AE" w:bidi="ar_AE"/>
         </w:rPr>
         <w:t xml:space="preserve">، </w:t>
       </w:r>
       <w:r>
         <w:rPr>
+          <w:rtl/>
+          <w:cs/>
           <w:lang w:val="ar_AE" w:bidi="ar_AE"/>
         </w:rPr>
         <w:t>خيمة الاجتماع</w:t>
       </w:r>
       <w:r>
         <w:rPr>
+          <w:rtl/>
+          <w:cs/>
           <w:lang w:val="ar_AE" w:bidi="ar_AE"/>
         </w:rPr>
         <w:t xml:space="preserve">، </w:t>
       </w:r>
       <w:r>
         <w:rPr>
+          <w:rtl/>
+          <w:cs/>
           <w:lang w:val="ar_AE" w:bidi="ar_AE"/>
         </w:rPr>
         <w:t>الهيكل</w:t>
       </w:r>
       <w:r>
         <w:rPr>
+          <w:rtl/>
+          <w:cs/>
           <w:lang w:val="ar_AE" w:bidi="ar_AE"/>
         </w:rPr>
         <w:t>)</w:t>
@@ -2073,6 +2511,8 @@
       </w:pPr>
       <w:r>
         <w:rPr>
+          <w:rtl/>
+          <w:cs/>
           <w:lang w:val="ar_AE" w:bidi="ar_AE"/>
         </w:rPr>
         <w:t>مراجع الكتاب المقدس:</w:t>
@@ -2087,12 +2527,16 @@
       </w:pPr>
       <w:r>
         <w:rPr>
+          <w:rtl/>
+          <w:cs/>
           <w:lang w:val="ar_AE" w:bidi="ar_AE"/>
         </w:rPr>
       </w:r>
       <w:hyperlink r:id="rId36">
         <w:r>
           <w:rPr>
+            <w:rtl/>
+            <w:cs/>
             <w:lang w:val="ar_AE" w:bidi="ar_AE"/>
           </w:rPr>
           <w:rPr>
@@ -2112,12 +2556,16 @@
       </w:pPr>
       <w:r>
         <w:rPr>
+          <w:rtl/>
+          <w:cs/>
           <w:lang w:val="ar_AE" w:bidi="ar_AE"/>
         </w:rPr>
       </w:r>
       <w:hyperlink r:id="rId37">
         <w:r>
           <w:rPr>
+            <w:rtl/>
+            <w:cs/>
             <w:lang w:val="ar_AE" w:bidi="ar_AE"/>
           </w:rPr>
           <w:rPr>
@@ -2137,12 +2585,16 @@
       </w:pPr>
       <w:r>
         <w:rPr>
+          <w:rtl/>
+          <w:cs/>
           <w:lang w:val="ar_AE" w:bidi="ar_AE"/>
         </w:rPr>
       </w:r>
       <w:hyperlink r:id="rId38">
         <w:r>
           <w:rPr>
+            <w:rtl/>
+            <w:cs/>
             <w:lang w:val="ar_AE" w:bidi="ar_AE"/>
           </w:rPr>
           <w:rPr>
@@ -2162,12 +2614,16 @@
       </w:pPr>
       <w:r>
         <w:rPr>
+          <w:rtl/>
+          <w:cs/>
           <w:lang w:val="ar_AE" w:bidi="ar_AE"/>
         </w:rPr>
       </w:r>
       <w:hyperlink r:id="rId39">
         <w:r>
           <w:rPr>
+            <w:rtl/>
+            <w:cs/>
             <w:lang w:val="ar_AE" w:bidi="ar_AE"/>
           </w:rPr>
           <w:rPr>
@@ -2187,12 +2643,16 @@
       </w:pPr>
       <w:r>
         <w:rPr>
+          <w:rtl/>
+          <w:cs/>
           <w:lang w:val="ar_AE" w:bidi="ar_AE"/>
         </w:rPr>
       </w:r>
       <w:hyperlink r:id="rId40">
         <w:r>
           <w:rPr>
+            <w:rtl/>
+            <w:cs/>
             <w:lang w:val="ar_AE" w:bidi="ar_AE"/>
           </w:rPr>
           <w:rPr>
@@ -2210,6 +2670,8 @@
       </w:pPr>
       <w:r>
         <w:rPr>
+          <w:rtl/>
+          <w:cs/>
           <w:lang w:val="ar_AE" w:bidi="ar_AE"/>
         </w:rPr>
         <w:t>بيانات الكلمة:</w:t>
@@ -2224,32 +2686,42 @@
       </w:pPr>
       <w:r>
         <w:rPr>
-          <w:lang w:val="ar_AE" w:bidi="ar_AE"/>
-        </w:rPr>
-      </w:r>
-      <w:r>
-        <w:rPr>
+          <w:rtl/>
+          <w:cs/>
+          <w:lang w:val="ar_AE" w:bidi="ar_AE"/>
+        </w:rPr>
+      </w:r>
+      <w:r>
+        <w:rPr>
+          <w:rtl/>
+          <w:cs/>
           <w:lang w:val="ar_AE" w:bidi="ar_AE"/>
         </w:rPr>
         <w:t>سترونج: H1852, H3407, H4539, H6532, H7050, G26650</w:t>
       </w:r>
       <w:r>
         <w:rPr>
-          <w:lang w:val="ar_AE" w:bidi="ar_AE"/>
-        </w:rPr>
-      </w:r>
-      <w:r>
-        <w:rPr>
-          <w:lang w:val="ar_AE" w:bidi="ar_AE"/>
-        </w:rPr>
-      </w:r>
-    </w:p>
-    <w:p>
-      <w:pPr>
-        <w:bidi/>
-      </w:pPr>
-      <w:r>
-        <w:rPr>
+          <w:rtl/>
+          <w:cs/>
+          <w:lang w:val="ar_AE" w:bidi="ar_AE"/>
+        </w:rPr>
+      </w:r>
+      <w:r>
+        <w:rPr>
+          <w:rtl/>
+          <w:cs/>
+          <w:lang w:val="ar_AE" w:bidi="ar_AE"/>
+        </w:rPr>
+      </w:r>
+    </w:p>
+    <w:p>
+      <w:pPr>
+        <w:bidi/>
+      </w:pPr>
+      <w:r>
+        <w:rPr>
+          <w:rtl/>
+          <w:cs/>
           <w:lang w:val="ar_AE" w:bidi="ar_AE"/>
         </w:rPr>
       </w:r>
@@ -2261,12 +2733,16 @@
       </w:pPr>
       <w:r>
         <w:rPr>
+          <w:rtl/>
+          <w:cs/>
           <w:lang w:val="ar_AE" w:bidi="ar_AE"/>
         </w:rPr>
         <w:t>غلاطية</w:t>
       </w:r>
       <w:r>
         <w:rPr>
+          <w:rtl/>
+          <w:cs/>
           <w:lang w:val="ar_AE" w:bidi="ar_AE"/>
         </w:rPr>
       </w:r>
@@ -2278,6 +2754,8 @@
       </w:pPr>
       <w:r>
         <w:rPr>
+          <w:rtl/>
+          <w:cs/>
           <w:lang w:val="ar_AE" w:bidi="ar_AE"/>
         </w:rPr>
         <w:t>حقائق:</w:t>
@@ -2289,11 +2767,15 @@
       </w:pPr>
       <w:r>
         <w:rPr>
-          <w:lang w:val="ar_AE" w:bidi="ar_AE"/>
-        </w:rPr>
-      </w:r>
-      <w:r>
-        <w:rPr>
+          <w:rtl/>
+          <w:cs/>
+          <w:lang w:val="ar_AE" w:bidi="ar_AE"/>
+        </w:rPr>
+      </w:r>
+      <w:r>
+        <w:rPr>
+          <w:rtl/>
+          <w:cs/>
           <w:lang w:val="ar_AE" w:bidi="ar_AE"/>
         </w:rPr>
         <w:t>في زمن العهد الجديد، كانت غلاطية مقاطعة رومانية كبيرة تقع في الجزء المركزي مما هو الآن دولة تركيا.</w:t>
@@ -2308,11 +2790,15 @@
       </w:pPr>
       <w:r>
         <w:rPr>
-          <w:lang w:val="ar_AE" w:bidi="ar_AE"/>
-        </w:rPr>
-      </w:r>
-      <w:r>
-        <w:rPr>
+          <w:rtl/>
+          <w:cs/>
+          <w:lang w:val="ar_AE" w:bidi="ar_AE"/>
+        </w:rPr>
+      </w:r>
+      <w:r>
+        <w:rPr>
+          <w:rtl/>
+          <w:cs/>
           <w:lang w:val="ar_AE" w:bidi="ar_AE"/>
         </w:rPr>
         <w:t>جزء من غلاطية كان يحده البحر الأسود، الذي كان إلى الشمال. كما كانت تحدها مقاطعات آسيا، وبيثينيا، وكبادوكيا، وكيليكية، وبمفيلية.</w:t>
@@ -2327,11 +2813,15 @@
       </w:pPr>
       <w:r>
         <w:rPr>
-          <w:lang w:val="ar_AE" w:bidi="ar_AE"/>
-        </w:rPr>
-      </w:r>
-      <w:r>
-        <w:rPr>
+          <w:rtl/>
+          <w:cs/>
+          <w:lang w:val="ar_AE" w:bidi="ar_AE"/>
+        </w:rPr>
+      </w:r>
+      <w:r>
+        <w:rPr>
+          <w:rtl/>
+          <w:cs/>
           <w:lang w:val="ar_AE" w:bidi="ar_AE"/>
         </w:rPr>
         <w:t>كتب الرسول بولس رسالة إلى المسيحيين الذين كانوا يعيشون في مقاطعة غلاطية. هذه الرسالة هي سفر العهد الجديد المسمى "رسالة إلى الغلاطيين".</w:t>
@@ -2346,11 +2836,15 @@
       </w:pPr>
       <w:r>
         <w:rPr>
-          <w:lang w:val="ar_AE" w:bidi="ar_AE"/>
-        </w:rPr>
-      </w:r>
-      <w:r>
-        <w:rPr>
+          <w:rtl/>
+          <w:cs/>
+          <w:lang w:val="ar_AE" w:bidi="ar_AE"/>
+        </w:rPr>
+      </w:r>
+      <w:r>
+        <w:rPr>
+          <w:rtl/>
+          <w:cs/>
           <w:lang w:val="ar_AE" w:bidi="ar_AE"/>
         </w:rPr>
         <w:t>أحد الأسباب التي جعلت بولس يكتب رسالته إلى الغلاطيين هو التأكيد مرة أخرى على إنجيل الخلاص بالنعمة، لا بالأعمال.</w:t>
@@ -2365,11 +2859,15 @@
       </w:pPr>
       <w:r>
         <w:rPr>
-          <w:lang w:val="ar_AE" w:bidi="ar_AE"/>
-        </w:rPr>
-      </w:r>
-      <w:r>
-        <w:rPr>
+          <w:rtl/>
+          <w:cs/>
+          <w:lang w:val="ar_AE" w:bidi="ar_AE"/>
+        </w:rPr>
+      </w:r>
+      <w:r>
+        <w:rPr>
+          <w:rtl/>
+          <w:cs/>
           <w:lang w:val="ar_AE" w:bidi="ar_AE"/>
         </w:rPr>
         <w:t>كان المسيحيون اليهود هناك يعلمون المسيحيين الأمميين بشكل غير صحيح أنه من الضروري على المؤمنين أن يحفظوا بعض القوانين اليهودية.</w:t>
@@ -2381,11 +2879,15 @@
       </w:pPr>
       <w:r>
         <w:rPr>
-          <w:lang w:val="ar_AE" w:bidi="ar_AE"/>
-        </w:rPr>
-      </w:r>
-      <w:r>
-        <w:rPr>
+          <w:rtl/>
+          <w:cs/>
+          <w:lang w:val="ar_AE" w:bidi="ar_AE"/>
+        </w:rPr>
+      </w:r>
+      <w:r>
+        <w:rPr>
+          <w:rtl/>
+          <w:cs/>
           <w:lang w:val="ar_AE" w:bidi="ar_AE"/>
         </w:rPr>
         <w:t>(اقتراحات الترجمة: كيفية ترجمة الأسماء)</w:t>
@@ -2397,83 +2899,111 @@
       </w:pPr>
       <w:r>
         <w:rPr>
-          <w:lang w:val="ar_AE" w:bidi="ar_AE"/>
-        </w:rPr>
-      </w:r>
-      <w:r>
-        <w:rPr>
+          <w:rtl/>
+          <w:cs/>
+          <w:lang w:val="ar_AE" w:bidi="ar_AE"/>
+        </w:rPr>
+      </w:r>
+      <w:r>
+        <w:rPr>
+          <w:rtl/>
+          <w:cs/>
           <w:lang w:val="ar_AE" w:bidi="ar_AE"/>
         </w:rPr>
         <w:t xml:space="preserve">(انظر أيضًا: </w:t>
       </w:r>
       <w:r>
         <w:rPr>
+          <w:rtl/>
+          <w:cs/>
           <w:lang w:val="ar_AE" w:bidi="ar_AE"/>
         </w:rPr>
         <w:t>آسيا</w:t>
       </w:r>
       <w:r>
         <w:rPr>
+          <w:rtl/>
+          <w:cs/>
           <w:lang w:val="ar_AE" w:bidi="ar_AE"/>
         </w:rPr>
         <w:t xml:space="preserve">، </w:t>
       </w:r>
       <w:r>
         <w:rPr>
+          <w:rtl/>
+          <w:cs/>
           <w:lang w:val="ar_AE" w:bidi="ar_AE"/>
         </w:rPr>
         <w:t>الإيمان</w:t>
       </w:r>
       <w:r>
         <w:rPr>
+          <w:rtl/>
+          <w:cs/>
           <w:lang w:val="ar_AE" w:bidi="ar_AE"/>
         </w:rPr>
         <w:t xml:space="preserve">، </w:t>
       </w:r>
       <w:r>
         <w:rPr>
+          <w:rtl/>
+          <w:cs/>
           <w:lang w:val="ar_AE" w:bidi="ar_AE"/>
         </w:rPr>
         <w:t>كيليكية</w:t>
       </w:r>
       <w:r>
         <w:rPr>
+          <w:rtl/>
+          <w:cs/>
           <w:lang w:val="ar_AE" w:bidi="ar_AE"/>
         </w:rPr>
         <w:t xml:space="preserve">، </w:t>
       </w:r>
       <w:r>
         <w:rPr>
+          <w:rtl/>
+          <w:cs/>
           <w:lang w:val="ar_AE" w:bidi="ar_AE"/>
         </w:rPr>
         <w:t>الأخبار السارة</w:t>
       </w:r>
       <w:r>
         <w:rPr>
+          <w:rtl/>
+          <w:cs/>
           <w:lang w:val="ar_AE" w:bidi="ar_AE"/>
         </w:rPr>
         <w:t xml:space="preserve">، </w:t>
       </w:r>
       <w:r>
         <w:rPr>
+          <w:rtl/>
+          <w:cs/>
           <w:lang w:val="ar_AE" w:bidi="ar_AE"/>
         </w:rPr>
         <w:t>بولس</w:t>
       </w:r>
       <w:r>
         <w:rPr>
+          <w:rtl/>
+          <w:cs/>
           <w:lang w:val="ar_AE" w:bidi="ar_AE"/>
         </w:rPr>
         <w:t xml:space="preserve">، </w:t>
       </w:r>
       <w:r>
         <w:rPr>
+          <w:rtl/>
+          <w:cs/>
           <w:lang w:val="ar_AE" w:bidi="ar_AE"/>
         </w:rPr>
         <w:t>الأعمال</w:t>
       </w:r>
       <w:r>
         <w:rPr>
+          <w:rtl/>
+          <w:cs/>
           <w:lang w:val="ar_AE" w:bidi="ar_AE"/>
         </w:rPr>
         <w:t>)</w:t>
@@ -2486,6 +3016,8 @@
       </w:pPr>
       <w:r>
         <w:rPr>
+          <w:rtl/>
+          <w:cs/>
           <w:lang w:val="ar_AE" w:bidi="ar_AE"/>
         </w:rPr>
         <w:t>شواهد الكتاب المقدس:</w:t>
@@ -2500,12 +3032,16 @@
       </w:pPr>
       <w:r>
         <w:rPr>
+          <w:rtl/>
+          <w:cs/>
           <w:lang w:val="ar_AE" w:bidi="ar_AE"/>
         </w:rPr>
       </w:r>
       <w:hyperlink r:id="rId41">
         <w:r>
           <w:rPr>
+            <w:rtl/>
+            <w:cs/>
             <w:lang w:val="ar_AE" w:bidi="ar_AE"/>
           </w:rPr>
           <w:rPr>
@@ -2525,12 +3061,16 @@
       </w:pPr>
       <w:r>
         <w:rPr>
+          <w:rtl/>
+          <w:cs/>
           <w:lang w:val="ar_AE" w:bidi="ar_AE"/>
         </w:rPr>
       </w:r>
       <w:hyperlink r:id="rId42">
         <w:r>
           <w:rPr>
+            <w:rtl/>
+            <w:cs/>
             <w:lang w:val="ar_AE" w:bidi="ar_AE"/>
           </w:rPr>
           <w:rPr>
@@ -2550,12 +3090,16 @@
       </w:pPr>
       <w:r>
         <w:rPr>
+          <w:rtl/>
+          <w:cs/>
           <w:lang w:val="ar_AE" w:bidi="ar_AE"/>
         </w:rPr>
       </w:r>
       <w:hyperlink r:id="rId43">
         <w:r>
           <w:rPr>
+            <w:rtl/>
+            <w:cs/>
             <w:lang w:val="ar_AE" w:bidi="ar_AE"/>
           </w:rPr>
           <w:rPr>
@@ -2575,12 +3119,16 @@
       </w:pPr>
       <w:r>
         <w:rPr>
+          <w:rtl/>
+          <w:cs/>
           <w:lang w:val="ar_AE" w:bidi="ar_AE"/>
         </w:rPr>
       </w:r>
       <w:hyperlink r:id="rId44">
         <w:r>
           <w:rPr>
+            <w:rtl/>
+            <w:cs/>
             <w:lang w:val="ar_AE" w:bidi="ar_AE"/>
           </w:rPr>
           <w:rPr>
@@ -2600,12 +3148,16 @@
       </w:pPr>
       <w:r>
         <w:rPr>
+          <w:rtl/>
+          <w:cs/>
           <w:lang w:val="ar_AE" w:bidi="ar_AE"/>
         </w:rPr>
       </w:r>
       <w:hyperlink r:id="rId45">
         <w:r>
           <w:rPr>
+            <w:rtl/>
+            <w:cs/>
             <w:lang w:val="ar_AE" w:bidi="ar_AE"/>
           </w:rPr>
           <w:rPr>
@@ -2623,6 +3175,8 @@
       </w:pPr>
       <w:r>
         <w:rPr>
+          <w:rtl/>
+          <w:cs/>
           <w:lang w:val="ar_AE" w:bidi="ar_AE"/>
         </w:rPr>
         <w:t>بيانات الكلمة:</w:t>
@@ -2637,32 +3191,42 @@
       </w:pPr>
       <w:r>
         <w:rPr>
-          <w:lang w:val="ar_AE" w:bidi="ar_AE"/>
-        </w:rPr>
-      </w:r>
-      <w:r>
-        <w:rPr>
+          <w:rtl/>
+          <w:cs/>
+          <w:lang w:val="ar_AE" w:bidi="ar_AE"/>
+        </w:rPr>
+      </w:r>
+      <w:r>
+        <w:rPr>
+          <w:rtl/>
+          <w:cs/>
           <w:lang w:val="ar_AE" w:bidi="ar_AE"/>
         </w:rPr>
         <w:t>سترونغ: G10530، G10540</w:t>
       </w:r>
       <w:r>
         <w:rPr>
-          <w:lang w:val="ar_AE" w:bidi="ar_AE"/>
-        </w:rPr>
-      </w:r>
-      <w:r>
-        <w:rPr>
-          <w:lang w:val="ar_AE" w:bidi="ar_AE"/>
-        </w:rPr>
-      </w:r>
-    </w:p>
-    <w:p>
-      <w:pPr>
-        <w:bidi/>
-      </w:pPr>
-      <w:r>
-        <w:rPr>
+          <w:rtl/>
+          <w:cs/>
+          <w:lang w:val="ar_AE" w:bidi="ar_AE"/>
+        </w:rPr>
+      </w:r>
+      <w:r>
+        <w:rPr>
+          <w:rtl/>
+          <w:cs/>
+          <w:lang w:val="ar_AE" w:bidi="ar_AE"/>
+        </w:rPr>
+      </w:r>
+    </w:p>
+    <w:p>
+      <w:pPr>
+        <w:bidi/>
+      </w:pPr>
+      <w:r>
+        <w:rPr>
+          <w:rtl/>
+          <w:cs/>
           <w:lang w:val="ar_AE" w:bidi="ar_AE"/>
         </w:rPr>
       </w:r>
@@ -2674,12 +3238,16 @@
       </w:pPr>
       <w:r>
         <w:rPr>
+          <w:rtl/>
+          <w:cs/>
           <w:lang w:val="ar_AE" w:bidi="ar_AE"/>
         </w:rPr>
         <w:t>غيرة</w:t>
       </w:r>
       <w:r>
         <w:rPr>
+          <w:rtl/>
+          <w:cs/>
           <w:lang w:val="ar_AE" w:bidi="ar_AE"/>
         </w:rPr>
       </w:r>
@@ -2691,6 +3259,8 @@
       </w:pPr>
       <w:r>
         <w:rPr>
+          <w:rtl/>
+          <w:cs/>
           <w:lang w:val="ar_AE" w:bidi="ar_AE"/>
         </w:rPr>
         <w:t>التعريف:</w:t>
@@ -2702,11 +3272,15 @@
       </w:pPr>
       <w:r>
         <w:rPr>
-          <w:lang w:val="ar_AE" w:bidi="ar_AE"/>
-        </w:rPr>
-      </w:r>
-      <w:r>
-        <w:rPr>
+          <w:rtl/>
+          <w:cs/>
+          <w:lang w:val="ar_AE" w:bidi="ar_AE"/>
+        </w:rPr>
+      </w:r>
+      <w:r>
+        <w:rPr>
+          <w:rtl/>
+          <w:cs/>
           <w:lang w:val="ar_AE" w:bidi="ar_AE"/>
         </w:rPr>
         <w:t>تشير مصطلحات "غيرة" و "غيور" إلى التفاني الشديد في دعم شخص ما أو فكرة معينة.</w:t>
@@ -2721,11 +3295,15 @@
       </w:pPr>
       <w:r>
         <w:rPr>
-          <w:lang w:val="ar_AE" w:bidi="ar_AE"/>
-        </w:rPr>
-      </w:r>
-      <w:r>
-        <w:rPr>
+          <w:rtl/>
+          <w:cs/>
+          <w:lang w:val="ar_AE" w:bidi="ar_AE"/>
+        </w:rPr>
+      </w:r>
+      <w:r>
+        <w:rPr>
+          <w:rtl/>
+          <w:cs/>
           <w:lang w:val="ar_AE" w:bidi="ar_AE"/>
         </w:rPr>
         <w:t>تشمل الغيرة الرغبة القوية والأفعال التي تعزز قضية نبيلة. وكثيرًا ما يُستخدم هذا المصطلح لوصف شخص يخلص في طاعة الله ويعلم الآخرين أن يفعلوا ذلك أيضًا.</w:t>
@@ -2740,11 +3318,15 @@
       </w:pPr>
       <w:r>
         <w:rPr>
-          <w:lang w:val="ar_AE" w:bidi="ar_AE"/>
-        </w:rPr>
-      </w:r>
-      <w:r>
-        <w:rPr>
+          <w:rtl/>
+          <w:cs/>
+          <w:lang w:val="ar_AE" w:bidi="ar_AE"/>
+        </w:rPr>
+      </w:r>
+      <w:r>
+        <w:rPr>
+          <w:rtl/>
+          <w:cs/>
           <w:lang w:val="ar_AE" w:bidi="ar_AE"/>
         </w:rPr>
         <w:t>يشمل كونك غيورًا بذل جهد شديد في فعل شيء ما ومواصلة المثابرة في هذا الجهد.</w:t>
@@ -2759,11 +3341,15 @@
       </w:pPr>
       <w:r>
         <w:rPr>
-          <w:lang w:val="ar_AE" w:bidi="ar_AE"/>
-        </w:rPr>
-      </w:r>
-      <w:r>
-        <w:rPr>
+          <w:rtl/>
+          <w:cs/>
+          <w:lang w:val="ar_AE" w:bidi="ar_AE"/>
+        </w:rPr>
+      </w:r>
+      <w:r>
+        <w:rPr>
+          <w:rtl/>
+          <w:cs/>
           <w:lang w:val="ar_AE" w:bidi="ar_AE"/>
         </w:rPr>
         <w:t>تشير عبارة "غيرة الرب" أو "غيرة يهوه" إلى أفعال الله القوية والمستمرة لمباركة شعبه أو لتحقيق العدالة.</w:t>
@@ -2776,6 +3362,8 @@
       </w:pPr>
       <w:r>
         <w:rPr>
+          <w:rtl/>
+          <w:cs/>
           <w:lang w:val="ar_AE" w:bidi="ar_AE"/>
         </w:rPr>
         <w:t>اقتراحات الترجمة:</w:t>
@@ -2790,11 +3378,15 @@
       </w:pPr>
       <w:r>
         <w:rPr>
-          <w:lang w:val="ar_AE" w:bidi="ar_AE"/>
-        </w:rPr>
-      </w:r>
-      <w:r>
-        <w:rPr>
+          <w:rtl/>
+          <w:cs/>
+          <w:lang w:val="ar_AE" w:bidi="ar_AE"/>
+        </w:rPr>
+      </w:r>
+      <w:r>
+        <w:rPr>
+          <w:rtl/>
+          <w:cs/>
           <w:lang w:val="ar_AE" w:bidi="ar_AE"/>
         </w:rPr>
         <w:t>يمكن أيضًا ترجمة "غيور" إلى "مجتهد بشدة" أو "تبذل جهدًا شديدًا".</w:t>
@@ -2809,11 +3401,15 @@
       </w:pPr>
       <w:r>
         <w:rPr>
-          <w:lang w:val="ar_AE" w:bidi="ar_AE"/>
-        </w:rPr>
-      </w:r>
-      <w:r>
-        <w:rPr>
+          <w:rtl/>
+          <w:cs/>
+          <w:lang w:val="ar_AE" w:bidi="ar_AE"/>
+        </w:rPr>
+      </w:r>
+      <w:r>
+        <w:rPr>
+          <w:rtl/>
+          <w:cs/>
           <w:lang w:val="ar_AE" w:bidi="ar_AE"/>
         </w:rPr>
         <w:t>يمكن أيضًا ترجمة مصطلح "الغيرة" إلى "التفاني القوي" أو "العزيمة المتحمسة" أو "الحماس الصالح".</w:t>
@@ -2828,11 +3424,15 @@
       </w:pPr>
       <w:r>
         <w:rPr>
-          <w:lang w:val="ar_AE" w:bidi="ar_AE"/>
-        </w:rPr>
-      </w:r>
-      <w:r>
-        <w:rPr>
+          <w:rtl/>
+          <w:cs/>
+          <w:lang w:val="ar_AE" w:bidi="ar_AE"/>
+        </w:rPr>
+      </w:r>
+      <w:r>
+        <w:rPr>
+          <w:rtl/>
+          <w:cs/>
           <w:lang w:val="ar_AE" w:bidi="ar_AE"/>
         </w:rPr>
         <w:t>يمكن ترجمة عبارة "غيرة بيتك" إلى "إكرام بيتك بشدة" أو "الرغبة الشديدة في الإعتناء ببيتك".</w:t>
@@ -2845,6 +3445,8 @@
       </w:pPr>
       <w:r>
         <w:rPr>
+          <w:rtl/>
+          <w:cs/>
           <w:lang w:val="ar_AE" w:bidi="ar_AE"/>
         </w:rPr>
         <w:t>نصوص كتابية:</w:t>
@@ -2859,12 +3461,16 @@
       </w:pPr>
       <w:r>
         <w:rPr>
+          <w:rtl/>
+          <w:cs/>
           <w:lang w:val="ar_AE" w:bidi="ar_AE"/>
         </w:rPr>
       </w:r>
       <w:hyperlink r:id="rId46">
         <w:r>
           <w:rPr>
+            <w:rtl/>
+            <w:cs/>
             <w:lang w:val="ar_AE" w:bidi="ar_AE"/>
           </w:rPr>
           <w:rPr>
@@ -2884,12 +3490,16 @@
       </w:pPr>
       <w:r>
         <w:rPr>
+          <w:rtl/>
+          <w:cs/>
           <w:lang w:val="ar_AE" w:bidi="ar_AE"/>
         </w:rPr>
       </w:r>
       <w:hyperlink r:id="rId47">
         <w:r>
           <w:rPr>
+            <w:rtl/>
+            <w:cs/>
             <w:lang w:val="ar_AE" w:bidi="ar_AE"/>
           </w:rPr>
           <w:rPr>
@@ -2909,12 +3519,16 @@
       </w:pPr>
       <w:r>
         <w:rPr>
+          <w:rtl/>
+          <w:cs/>
           <w:lang w:val="ar_AE" w:bidi="ar_AE"/>
         </w:rPr>
       </w:r>
       <w:hyperlink r:id="rId48">
         <w:r>
           <w:rPr>
+            <w:rtl/>
+            <w:cs/>
             <w:lang w:val="ar_AE" w:bidi="ar_AE"/>
           </w:rPr>
           <w:rPr>
@@ -2934,12 +3548,16 @@
       </w:pPr>
       <w:r>
         <w:rPr>
+          <w:rtl/>
+          <w:cs/>
           <w:lang w:val="ar_AE" w:bidi="ar_AE"/>
         </w:rPr>
       </w:r>
       <w:hyperlink r:id="rId49">
         <w:r>
           <w:rPr>
+            <w:rtl/>
+            <w:cs/>
             <w:lang w:val="ar_AE" w:bidi="ar_AE"/>
           </w:rPr>
           <w:rPr>
@@ -2959,12 +3577,16 @@
       </w:pPr>
       <w:r>
         <w:rPr>
+          <w:rtl/>
+          <w:cs/>
           <w:lang w:val="ar_AE" w:bidi="ar_AE"/>
         </w:rPr>
       </w:r>
       <w:hyperlink r:id="rId50">
         <w:r>
           <w:rPr>
+            <w:rtl/>
+            <w:cs/>
             <w:lang w:val="ar_AE" w:bidi="ar_AE"/>
           </w:rPr>
           <w:rPr>
@@ -2984,12 +3606,16 @@
       </w:pPr>
       <w:r>
         <w:rPr>
+          <w:rtl/>
+          <w:cs/>
           <w:lang w:val="ar_AE" w:bidi="ar_AE"/>
         </w:rPr>
       </w:r>
       <w:hyperlink r:id="rId51">
         <w:r>
           <w:rPr>
+            <w:rtl/>
+            <w:cs/>
             <w:lang w:val="ar_AE" w:bidi="ar_AE"/>
           </w:rPr>
           <w:rPr>
@@ -3009,12 +3635,16 @@
       </w:pPr>
       <w:r>
         <w:rPr>
+          <w:rtl/>
+          <w:cs/>
           <w:lang w:val="ar_AE" w:bidi="ar_AE"/>
         </w:rPr>
       </w:r>
       <w:hyperlink r:id="rId52">
         <w:r>
           <w:rPr>
+            <w:rtl/>
+            <w:cs/>
             <w:lang w:val="ar_AE" w:bidi="ar_AE"/>
           </w:rPr>
           <w:rPr>
@@ -3034,12 +3664,16 @@
       </w:pPr>
       <w:r>
         <w:rPr>
+          <w:rtl/>
+          <w:cs/>
           <w:lang w:val="ar_AE" w:bidi="ar_AE"/>
         </w:rPr>
       </w:r>
       <w:hyperlink r:id="rId53">
         <w:r>
           <w:rPr>
+            <w:rtl/>
+            <w:cs/>
             <w:lang w:val="ar_AE" w:bidi="ar_AE"/>
           </w:rPr>
           <w:rPr>
@@ -3057,6 +3691,8 @@
       </w:pPr>
       <w:r>
         <w:rPr>
+          <w:rtl/>
+          <w:cs/>
           <w:lang w:val="ar_AE" w:bidi="ar_AE"/>
         </w:rPr>
         <w:t>بيانات الكلمة:</w:t>
@@ -3071,32 +3707,42 @@
       </w:pPr>
       <w:r>
         <w:rPr>
-          <w:lang w:val="ar_AE" w:bidi="ar_AE"/>
-        </w:rPr>
-      </w:r>
-      <w:r>
-        <w:rPr>
+          <w:rtl/>
+          <w:cs/>
+          <w:lang w:val="ar_AE" w:bidi="ar_AE"/>
+        </w:rPr>
+      </w:r>
+      <w:r>
+        <w:rPr>
+          <w:rtl/>
+          <w:cs/>
           <w:lang w:val="ar_AE" w:bidi="ar_AE"/>
         </w:rPr>
         <w:t>سترونج: H7065, H7068, G22050, G22060, G22070, G60410</w:t>
       </w:r>
       <w:r>
         <w:rPr>
-          <w:lang w:val="ar_AE" w:bidi="ar_AE"/>
-        </w:rPr>
-      </w:r>
-      <w:r>
-        <w:rPr>
-          <w:lang w:val="ar_AE" w:bidi="ar_AE"/>
-        </w:rPr>
-      </w:r>
-    </w:p>
-    <w:p>
-      <w:pPr>
-        <w:bidi/>
-      </w:pPr>
-      <w:r>
-        <w:rPr>
+          <w:rtl/>
+          <w:cs/>
+          <w:lang w:val="ar_AE" w:bidi="ar_AE"/>
+        </w:rPr>
+      </w:r>
+      <w:r>
+        <w:rPr>
+          <w:rtl/>
+          <w:cs/>
+          <w:lang w:val="ar_AE" w:bidi="ar_AE"/>
+        </w:rPr>
+      </w:r>
+    </w:p>
+    <w:p>
+      <w:pPr>
+        <w:bidi/>
+      </w:pPr>
+      <w:r>
+        <w:rPr>
+          <w:rtl/>
+          <w:cs/>
           <w:lang w:val="ar_AE" w:bidi="ar_AE"/>
         </w:rPr>
       </w:r>
@@ -3108,12 +3754,16 @@
       </w:pPr>
       <w:r>
         <w:rPr>
+          <w:rtl/>
+          <w:cs/>
           <w:lang w:val="ar_AE" w:bidi="ar_AE"/>
         </w:rPr>
         <w:t>غيور</w:t>
       </w:r>
       <w:r>
         <w:rPr>
+          <w:rtl/>
+          <w:cs/>
           <w:lang w:val="ar_AE" w:bidi="ar_AE"/>
         </w:rPr>
       </w:r>
@@ -3125,6 +3775,8 @@
       </w:pPr>
       <w:r>
         <w:rPr>
+          <w:rtl/>
+          <w:cs/>
           <w:lang w:val="ar_AE" w:bidi="ar_AE"/>
         </w:rPr>
         <w:t>التعريف:</w:t>
@@ -3136,11 +3788,15 @@
       </w:pPr>
       <w:r>
         <w:rPr>
-          <w:lang w:val="ar_AE" w:bidi="ar_AE"/>
-        </w:rPr>
-      </w:r>
-      <w:r>
-        <w:rPr>
+          <w:rtl/>
+          <w:cs/>
+          <w:lang w:val="ar_AE" w:bidi="ar_AE"/>
+        </w:rPr>
+      </w:r>
+      <w:r>
+        <w:rPr>
+          <w:rtl/>
+          <w:cs/>
           <w:lang w:val="ar_AE" w:bidi="ar_AE"/>
         </w:rPr>
         <w:t>تشير مصطلحات "غيور" و"الغَيْرَة" في هذا السياق إلى الرغبة القوية من أجل حماية وحفظ نقاء عَلاقة ما. ويمكن أن تشير أيضًا إلى رغبة قوية في الاحتفاظ بشيء أو شخص ما (انظر العدد 11:29).</w:t>
@@ -3155,11 +3811,15 @@
       </w:pPr>
       <w:r>
         <w:rPr>
-          <w:lang w:val="ar_AE" w:bidi="ar_AE"/>
-        </w:rPr>
-      </w:r>
-      <w:r>
-        <w:rPr>
+          <w:rtl/>
+          <w:cs/>
+          <w:lang w:val="ar_AE" w:bidi="ar_AE"/>
+        </w:rPr>
+      </w:r>
+      <w:r>
+        <w:rPr>
+          <w:rtl/>
+          <w:cs/>
           <w:lang w:val="ar_AE" w:bidi="ar_AE"/>
         </w:rPr>
         <w:t>يُستخدم مصطلح "غيور" لوصف الشعور بالغضب الذي يشعر به الشخص تجاه امرأته عندما يعتريه الشك في عدم أمانة امرأته من نحو زواجهما (انظر العدد 5:14).</w:t>
@@ -3174,11 +3834,15 @@
       </w:pPr>
       <w:r>
         <w:rPr>
-          <w:lang w:val="ar_AE" w:bidi="ar_AE"/>
-        </w:rPr>
-      </w:r>
-      <w:r>
-        <w:rPr>
+          <w:rtl/>
+          <w:cs/>
+          <w:lang w:val="ar_AE" w:bidi="ar_AE"/>
+        </w:rPr>
+      </w:r>
+      <w:r>
+        <w:rPr>
+          <w:rtl/>
+          <w:cs/>
           <w:lang w:val="ar_AE" w:bidi="ar_AE"/>
         </w:rPr>
         <w:t>غالبًا ما تُستخدم مصطلحات "غيور" و"الغَيْرَة" لوصف رغبة الله القوية في أن يُحَب من قِبَل شعبه الذي دخل في عَلاقة العهد معه، وأن يكونوا أمناء له روحيًا، وأن يكون هو أول طلبتهم وشوقهم.</w:t>
@@ -3193,11 +3857,15 @@
       </w:pPr>
       <w:r>
         <w:rPr>
-          <w:lang w:val="ar_AE" w:bidi="ar_AE"/>
-        </w:rPr>
-      </w:r>
-      <w:r>
-        <w:rPr>
+          <w:rtl/>
+          <w:cs/>
+          <w:lang w:val="ar_AE" w:bidi="ar_AE"/>
+        </w:rPr>
+      </w:r>
+      <w:r>
+        <w:rPr>
+          <w:rtl/>
+          <w:cs/>
           <w:lang w:val="ar_AE" w:bidi="ar_AE"/>
         </w:rPr>
         <w:t>عند استخدامها في الكتاب المقدس، تشير هذه المصطلحات غالبًا إلى رغبة الله القوية في أن يبقى شعبه طاهرًا وغير ملوث بالخطية.</w:t>
@@ -3212,11 +3880,15 @@
       </w:pPr>
       <w:r>
         <w:rPr>
-          <w:lang w:val="ar_AE" w:bidi="ar_AE"/>
-        </w:rPr>
-      </w:r>
-      <w:r>
-        <w:rPr>
+          <w:rtl/>
+          <w:cs/>
+          <w:lang w:val="ar_AE" w:bidi="ar_AE"/>
+        </w:rPr>
+      </w:r>
+      <w:r>
+        <w:rPr>
+          <w:rtl/>
+          <w:cs/>
           <w:lang w:val="ar_AE" w:bidi="ar_AE"/>
         </w:rPr>
         <w:t>الله "غيور" على مجده، ويرغب في أن يُعامل بالإكرام والتقدير اللائق به.</w:t>
@@ -3229,6 +3901,8 @@
       </w:pPr>
       <w:r>
         <w:rPr>
+          <w:rtl/>
+          <w:cs/>
           <w:lang w:val="ar_AE" w:bidi="ar_AE"/>
         </w:rPr>
         <w:t>اقتراحات التَّرْجَمَةً:</w:t>
@@ -3243,11 +3917,15 @@
       </w:pPr>
       <w:r>
         <w:rPr>
-          <w:lang w:val="ar_AE" w:bidi="ar_AE"/>
-        </w:rPr>
-      </w:r>
-      <w:r>
-        <w:rPr>
+          <w:rtl/>
+          <w:cs/>
+          <w:lang w:val="ar_AE" w:bidi="ar_AE"/>
+        </w:rPr>
+      </w:r>
+      <w:r>
+        <w:rPr>
+          <w:rtl/>
+          <w:cs/>
           <w:lang w:val="ar_AE" w:bidi="ar_AE"/>
         </w:rPr>
         <w:t>يمكن ترجمة كلمة "غيور" بعبارات مثل "رغبة قوية حامية" أو "رغبة في الاحتفاظ".</w:t>
@@ -3262,11 +3940,15 @@
       </w:pPr>
       <w:r>
         <w:rPr>
-          <w:lang w:val="ar_AE" w:bidi="ar_AE"/>
-        </w:rPr>
-      </w:r>
-      <w:r>
-        <w:rPr>
+          <w:rtl/>
+          <w:cs/>
+          <w:lang w:val="ar_AE" w:bidi="ar_AE"/>
+        </w:rPr>
+      </w:r>
+      <w:r>
+        <w:rPr>
+          <w:rtl/>
+          <w:cs/>
           <w:lang w:val="ar_AE" w:bidi="ar_AE"/>
         </w:rPr>
         <w:t>كما يمكن تَرْجَمَة مصطلح "الغَيْرَة" بعبارات مثل "شعور حماية قوي" أو "شعور يرغب في الاحتفاظ".</w:t>
@@ -3281,11 +3963,15 @@
       </w:pPr>
       <w:r>
         <w:rPr>
-          <w:lang w:val="ar_AE" w:bidi="ar_AE"/>
-        </w:rPr>
-      </w:r>
-      <w:r>
-        <w:rPr>
+          <w:rtl/>
+          <w:cs/>
+          <w:lang w:val="ar_AE" w:bidi="ar_AE"/>
+        </w:rPr>
+      </w:r>
+      <w:r>
+        <w:rPr>
+          <w:rtl/>
+          <w:cs/>
           <w:lang w:val="ar_AE" w:bidi="ar_AE"/>
         </w:rPr>
         <w:t>عند الحديث عن الله، تيقن من أن تَرْجَمَة هذه المصطلحات لا تعطي معنى سلبيًا مثل الشعور بالاستياء أو الحسد من شخص آخر.</w:t>
@@ -3297,23 +3983,31 @@
       </w:pPr>
       <w:r>
         <w:rPr>
-          <w:lang w:val="ar_AE" w:bidi="ar_AE"/>
-        </w:rPr>
-      </w:r>
-      <w:r>
-        <w:rPr>
+          <w:rtl/>
+          <w:cs/>
+          <w:lang w:val="ar_AE" w:bidi="ar_AE"/>
+        </w:rPr>
+      </w:r>
+      <w:r>
+        <w:rPr>
+          <w:rtl/>
+          <w:cs/>
           <w:lang w:val="ar_AE" w:bidi="ar_AE"/>
         </w:rPr>
         <w:t xml:space="preserve">(انظر أيضًا: </w:t>
       </w:r>
       <w:r>
         <w:rPr>
+          <w:rtl/>
+          <w:cs/>
           <w:lang w:val="ar_AE" w:bidi="ar_AE"/>
         </w:rPr>
         <w:t>الحسد</w:t>
       </w:r>
       <w:r>
         <w:rPr>
+          <w:rtl/>
+          <w:cs/>
           <w:lang w:val="ar_AE" w:bidi="ar_AE"/>
         </w:rPr>
         <w:t>)</w:t>
@@ -3326,6 +4020,8 @@
       </w:pPr>
       <w:r>
         <w:rPr>
+          <w:rtl/>
+          <w:cs/>
           <w:lang w:val="ar_AE" w:bidi="ar_AE"/>
         </w:rPr>
         <w:t>مراجع الكتاب المقدس:</w:t>
@@ -3338,6 +4034,8 @@
       </w:pPr>
       <w:r>
         <w:rPr>
+          <w:rtl/>
+          <w:cs/>
           <w:lang w:val="ar_AE" w:bidi="ar_AE"/>
         </w:rPr>
         <w:t>بيانات الكلمة:</w:t>
@@ -3352,22 +4050,30 @@
       </w:pPr>
       <w:r>
         <w:rPr>
-          <w:lang w:val="ar_AE" w:bidi="ar_AE"/>
-        </w:rPr>
-      </w:r>
-      <w:r>
-        <w:rPr>
+          <w:rtl/>
+          <w:cs/>
+          <w:lang w:val="ar_AE" w:bidi="ar_AE"/>
+        </w:rPr>
+      </w:r>
+      <w:r>
+        <w:rPr>
+          <w:rtl/>
+          <w:cs/>
           <w:lang w:val="ar_AE" w:bidi="ar_AE"/>
         </w:rPr>
         <w:t>سترونج:</w:t>
       </w:r>
       <w:r>
         <w:rPr>
-          <w:lang w:val="ar_AE" w:bidi="ar_AE"/>
-        </w:rPr>
-      </w:r>
-      <w:r>
-        <w:rPr>
+          <w:rtl/>
+          <w:cs/>
+          <w:lang w:val="ar_AE" w:bidi="ar_AE"/>
+        </w:rPr>
+      </w:r>
+      <w:r>
+        <w:rPr>
+          <w:rtl/>
+          <w:cs/>
           <w:lang w:val="ar_AE" w:bidi="ar_AE"/>
         </w:rPr>
       </w:r>

--- a/arb/docx/027.content.docx
+++ b/arb/docx/027.content.docx
@@ -455,136 +455,106 @@
           <w:lang w:val="ar_AE" w:bidi="ar_AE"/>
         </w:rPr>
       </w:r>
-      <w:hyperlink r:id="rId13">
-        <w:r>
-          <w:rPr>
-            <w:rtl/>
-            <w:cs/>
-            <w:lang w:val="ar_AE" w:bidi="ar_AE"/>
-          </w:rPr>
-          <w:rPr>
-            <w:color w:val="0000EE"/>
-            <w:u w:val="single"/>
-          </w:rPr>
-          <w:t>صموئيل الثاني 22:34</w:t>
-        </w:r>
-      </w:hyperlink>
-    </w:p>
-    <w:p>
-      <w:pPr>
-        <w:pStyle w:val="ListBullet"/>
-        <w:bidi/>
-        <w:spacing w:line="240" w:lineRule="auto"/>
-        <w:ind w:left="720"/>
-      </w:pPr>
-      <w:r>
-        <w:rPr>
-          <w:rtl/>
-          <w:cs/>
-          <w:lang w:val="ar_AE" w:bidi="ar_AE"/>
-        </w:rPr>
-      </w:r>
-      <w:hyperlink r:id="rId14">
-        <w:r>
-          <w:rPr>
-            <w:rtl/>
-            <w:cs/>
-            <w:lang w:val="ar_AE" w:bidi="ar_AE"/>
-          </w:rPr>
-          <w:rPr>
-            <w:color w:val="0000EE"/>
-            <w:u w:val="single"/>
-          </w:rPr>
-          <w:t>تكوين 49:21</w:t>
-        </w:r>
-      </w:hyperlink>
-    </w:p>
-    <w:p>
-      <w:pPr>
-        <w:pStyle w:val="ListBullet"/>
-        <w:bidi/>
-        <w:spacing w:line="240" w:lineRule="auto"/>
-        <w:ind w:left="720"/>
-      </w:pPr>
-      <w:r>
-        <w:rPr>
-          <w:rtl/>
-          <w:cs/>
-          <w:lang w:val="ar_AE" w:bidi="ar_AE"/>
-        </w:rPr>
-      </w:r>
-      <w:hyperlink r:id="rId15">
-        <w:r>
-          <w:rPr>
-            <w:rtl/>
-            <w:cs/>
-            <w:lang w:val="ar_AE" w:bidi="ar_AE"/>
-          </w:rPr>
-          <w:rPr>
-            <w:color w:val="0000EE"/>
-            <w:u w:val="single"/>
-          </w:rPr>
-          <w:t>أيوب 39:2</w:t>
-        </w:r>
-      </w:hyperlink>
-    </w:p>
-    <w:p>
-      <w:pPr>
-        <w:pStyle w:val="ListBullet"/>
-        <w:bidi/>
-        <w:spacing w:line="240" w:lineRule="auto"/>
-        <w:ind w:left="720"/>
-      </w:pPr>
-      <w:r>
-        <w:rPr>
-          <w:rtl/>
-          <w:cs/>
-          <w:lang w:val="ar_AE" w:bidi="ar_AE"/>
-        </w:rPr>
-      </w:r>
-      <w:hyperlink r:id="rId16">
-        <w:r>
-          <w:rPr>
-            <w:rtl/>
-            <w:cs/>
-            <w:lang w:val="ar_AE" w:bidi="ar_AE"/>
-          </w:rPr>
-          <w:rPr>
-            <w:color w:val="0000EE"/>
-            <w:u w:val="single"/>
-          </w:rPr>
-          <w:t>مزامير 18:33</w:t>
-        </w:r>
-      </w:hyperlink>
-    </w:p>
-    <w:p>
-      <w:pPr>
-        <w:pStyle w:val="ListBullet"/>
-        <w:bidi/>
-        <w:spacing w:line="240" w:lineRule="auto"/>
-        <w:ind w:left="720"/>
-      </w:pPr>
-      <w:r>
-        <w:rPr>
-          <w:rtl/>
-          <w:cs/>
-          <w:lang w:val="ar_AE" w:bidi="ar_AE"/>
-        </w:rPr>
-      </w:r>
-      <w:hyperlink r:id="rId17">
-        <w:r>
-          <w:rPr>
-            <w:rtl/>
-            <w:cs/>
-            <w:lang w:val="ar_AE" w:bidi="ar_AE"/>
-          </w:rPr>
-          <w:rPr>
-            <w:color w:val="0000EE"/>
-            <w:u w:val="single"/>
-          </w:rPr>
-          <w:t>نشيد الأنشاد 2:7</w:t>
-        </w:r>
-      </w:hyperlink>
+      <w:r>
+        <w:rPr>
+          <w:rtl/>
+          <w:cs/>
+          <w:lang w:val="ar_AE" w:bidi="ar_AE"/>
+        </w:rPr>
+        <w:t>صموئيل الثاني 22:34</w:t>
+      </w:r>
+    </w:p>
+    <w:p>
+      <w:pPr>
+        <w:pStyle w:val="ListBullet"/>
+        <w:bidi/>
+        <w:spacing w:line="240" w:lineRule="auto"/>
+        <w:ind w:left="720"/>
+      </w:pPr>
+      <w:r>
+        <w:rPr>
+          <w:rtl/>
+          <w:cs/>
+          <w:lang w:val="ar_AE" w:bidi="ar_AE"/>
+        </w:rPr>
+      </w:r>
+      <w:r>
+        <w:rPr>
+          <w:rtl/>
+          <w:cs/>
+          <w:lang w:val="ar_AE" w:bidi="ar_AE"/>
+        </w:rPr>
+        <w:t>تكوين 49:21</w:t>
+      </w:r>
+    </w:p>
+    <w:p>
+      <w:pPr>
+        <w:pStyle w:val="ListBullet"/>
+        <w:bidi/>
+        <w:spacing w:line="240" w:lineRule="auto"/>
+        <w:ind w:left="720"/>
+      </w:pPr>
+      <w:r>
+        <w:rPr>
+          <w:rtl/>
+          <w:cs/>
+          <w:lang w:val="ar_AE" w:bidi="ar_AE"/>
+        </w:rPr>
+      </w:r>
+      <w:r>
+        <w:rPr>
+          <w:rtl/>
+          <w:cs/>
+          <w:lang w:val="ar_AE" w:bidi="ar_AE"/>
+        </w:rPr>
+        <w:t>أيوب 39:2</w:t>
+      </w:r>
+    </w:p>
+    <w:p>
+      <w:pPr>
+        <w:pStyle w:val="ListBullet"/>
+        <w:bidi/>
+        <w:spacing w:line="240" w:lineRule="auto"/>
+        <w:ind w:left="720"/>
+      </w:pPr>
+      <w:r>
+        <w:rPr>
+          <w:rtl/>
+          <w:cs/>
+          <w:lang w:val="ar_AE" w:bidi="ar_AE"/>
+        </w:rPr>
+      </w:r>
+      <w:r>
+        <w:rPr>
+          <w:rtl/>
+          <w:cs/>
+          <w:lang w:val="ar_AE" w:bidi="ar_AE"/>
+        </w:rPr>
+        <w:t>مزامير 18:33</w:t>
+      </w:r>
+    </w:p>
+    <w:p>
+      <w:pPr>
+        <w:pStyle w:val="ListBullet"/>
+        <w:bidi/>
+        <w:spacing w:line="240" w:lineRule="auto"/>
+        <w:ind w:left="720"/>
+      </w:pPr>
+      <w:r>
+        <w:rPr>
+          <w:rtl/>
+          <w:cs/>
+          <w:lang w:val="ar_AE" w:bidi="ar_AE"/>
+        </w:rPr>
+      </w:r>
+      <w:r>
+        <w:rPr>
+          <w:rtl/>
+          <w:cs/>
+          <w:lang w:val="ar_AE" w:bidi="ar_AE"/>
+        </w:rPr>
+        <w:t>نشيد الأنشاد 2:7</w:t>
+      </w:r>
     </w:p>
     <w:p>
       <w:pPr>
@@ -944,136 +914,106 @@
           <w:lang w:val="ar_AE" w:bidi="ar_AE"/>
         </w:rPr>
       </w:r>
-      <w:hyperlink r:id="rId18">
-        <w:r>
-          <w:rPr>
-            <w:rtl/>
-            <w:cs/>
-            <w:lang w:val="ar_AE" w:bidi="ar_AE"/>
-          </w:rPr>
-          <w:rPr>
-            <w:color w:val="0000EE"/>
-            <w:u w:val="single"/>
-          </w:rPr>
-          <w:t>1 ملوك 4:24–25</w:t>
-        </w:r>
-      </w:hyperlink>
-    </w:p>
-    <w:p>
-      <w:pPr>
-        <w:pStyle w:val="ListBullet"/>
-        <w:bidi/>
-        <w:spacing w:line="240" w:lineRule="auto"/>
-        <w:ind w:left="720"/>
-      </w:pPr>
-      <w:r>
-        <w:rPr>
-          <w:rtl/>
-          <w:cs/>
-          <w:lang w:val="ar_AE" w:bidi="ar_AE"/>
-        </w:rPr>
-      </w:r>
-      <w:hyperlink r:id="rId19">
-        <w:r>
-          <w:rPr>
-            <w:rtl/>
-            <w:cs/>
-            <w:lang w:val="ar_AE" w:bidi="ar_AE"/>
-          </w:rPr>
-          <w:rPr>
-            <w:color w:val="0000EE"/>
-            <w:u w:val="single"/>
-          </w:rPr>
-          <w:t>أعمال الرسل 8:26</w:t>
-        </w:r>
-      </w:hyperlink>
-    </w:p>
-    <w:p>
-      <w:pPr>
-        <w:pStyle w:val="ListBullet"/>
-        <w:bidi/>
-        <w:spacing w:line="240" w:lineRule="auto"/>
-        <w:ind w:left="720"/>
-      </w:pPr>
-      <w:r>
-        <w:rPr>
-          <w:rtl/>
-          <w:cs/>
-          <w:lang w:val="ar_AE" w:bidi="ar_AE"/>
-        </w:rPr>
-      </w:r>
-      <w:hyperlink r:id="rId20">
-        <w:r>
-          <w:rPr>
-            <w:rtl/>
-            <w:cs/>
-            <w:lang w:val="ar_AE" w:bidi="ar_AE"/>
-          </w:rPr>
-          <w:rPr>
-            <w:color w:val="0000EE"/>
-            <w:u w:val="single"/>
-          </w:rPr>
-          <w:t>تكوين 10:19</w:t>
-        </w:r>
-      </w:hyperlink>
-    </w:p>
-    <w:p>
-      <w:pPr>
-        <w:pStyle w:val="ListBullet"/>
-        <w:bidi/>
-        <w:spacing w:line="240" w:lineRule="auto"/>
-        <w:ind w:left="720"/>
-      </w:pPr>
-      <w:r>
-        <w:rPr>
-          <w:rtl/>
-          <w:cs/>
-          <w:lang w:val="ar_AE" w:bidi="ar_AE"/>
-        </w:rPr>
-      </w:r>
-      <w:hyperlink r:id="rId21">
-        <w:r>
-          <w:rPr>
-            <w:rtl/>
-            <w:cs/>
-            <w:lang w:val="ar_AE" w:bidi="ar_AE"/>
-          </w:rPr>
-          <w:rPr>
-            <w:color w:val="0000EE"/>
-            <w:u w:val="single"/>
-          </w:rPr>
-          <w:t>يشوع 10:40–41</w:t>
-        </w:r>
-      </w:hyperlink>
-    </w:p>
-    <w:p>
-      <w:pPr>
-        <w:pStyle w:val="ListBullet"/>
-        <w:bidi/>
-        <w:spacing w:line="240" w:lineRule="auto"/>
-        <w:ind w:left="720"/>
-      </w:pPr>
-      <w:r>
-        <w:rPr>
-          <w:rtl/>
-          <w:cs/>
-          <w:lang w:val="ar_AE" w:bidi="ar_AE"/>
-        </w:rPr>
-      </w:r>
-      <w:hyperlink r:id="rId22">
-        <w:r>
-          <w:rPr>
-            <w:rtl/>
-            <w:cs/>
-            <w:lang w:val="ar_AE" w:bidi="ar_AE"/>
-          </w:rPr>
-          <w:rPr>
-            <w:color w:val="0000EE"/>
-            <w:u w:val="single"/>
-          </w:rPr>
-          <w:t>قضاة 6:3–4</w:t>
-        </w:r>
-      </w:hyperlink>
+      <w:r>
+        <w:rPr>
+          <w:rtl/>
+          <w:cs/>
+          <w:lang w:val="ar_AE" w:bidi="ar_AE"/>
+        </w:rPr>
+        <w:t>1 ملوك 4:24–25</w:t>
+      </w:r>
+    </w:p>
+    <w:p>
+      <w:pPr>
+        <w:pStyle w:val="ListBullet"/>
+        <w:bidi/>
+        <w:spacing w:line="240" w:lineRule="auto"/>
+        <w:ind w:left="720"/>
+      </w:pPr>
+      <w:r>
+        <w:rPr>
+          <w:rtl/>
+          <w:cs/>
+          <w:lang w:val="ar_AE" w:bidi="ar_AE"/>
+        </w:rPr>
+      </w:r>
+      <w:r>
+        <w:rPr>
+          <w:rtl/>
+          <w:cs/>
+          <w:lang w:val="ar_AE" w:bidi="ar_AE"/>
+        </w:rPr>
+        <w:t>أعمال الرسل 8:26</w:t>
+      </w:r>
+    </w:p>
+    <w:p>
+      <w:pPr>
+        <w:pStyle w:val="ListBullet"/>
+        <w:bidi/>
+        <w:spacing w:line="240" w:lineRule="auto"/>
+        <w:ind w:left="720"/>
+      </w:pPr>
+      <w:r>
+        <w:rPr>
+          <w:rtl/>
+          <w:cs/>
+          <w:lang w:val="ar_AE" w:bidi="ar_AE"/>
+        </w:rPr>
+      </w:r>
+      <w:r>
+        <w:rPr>
+          <w:rtl/>
+          <w:cs/>
+          <w:lang w:val="ar_AE" w:bidi="ar_AE"/>
+        </w:rPr>
+        <w:t>تكوين 10:19</w:t>
+      </w:r>
+    </w:p>
+    <w:p>
+      <w:pPr>
+        <w:pStyle w:val="ListBullet"/>
+        <w:bidi/>
+        <w:spacing w:line="240" w:lineRule="auto"/>
+        <w:ind w:left="720"/>
+      </w:pPr>
+      <w:r>
+        <w:rPr>
+          <w:rtl/>
+          <w:cs/>
+          <w:lang w:val="ar_AE" w:bidi="ar_AE"/>
+        </w:rPr>
+      </w:r>
+      <w:r>
+        <w:rPr>
+          <w:rtl/>
+          <w:cs/>
+          <w:lang w:val="ar_AE" w:bidi="ar_AE"/>
+        </w:rPr>
+        <w:t>يشوع 10:40–41</w:t>
+      </w:r>
+    </w:p>
+    <w:p>
+      <w:pPr>
+        <w:pStyle w:val="ListBullet"/>
+        <w:bidi/>
+        <w:spacing w:line="240" w:lineRule="auto"/>
+        <w:ind w:left="720"/>
+      </w:pPr>
+      <w:r>
+        <w:rPr>
+          <w:rtl/>
+          <w:cs/>
+          <w:lang w:val="ar_AE" w:bidi="ar_AE"/>
+        </w:rPr>
+      </w:r>
+      <w:r>
+        <w:rPr>
+          <w:rtl/>
+          <w:cs/>
+          <w:lang w:val="ar_AE" w:bidi="ar_AE"/>
+        </w:rPr>
+        <w:t>قضاة 6:3–4</w:t>
+      </w:r>
     </w:p>
     <w:p>
       <w:pPr>
@@ -1402,223 +1342,175 @@
           <w:lang w:val="ar_AE" w:bidi="ar_AE"/>
         </w:rPr>
       </w:r>
-      <w:hyperlink r:id="rId23">
-        <w:r>
-          <w:rPr>
-            <w:rtl/>
-            <w:cs/>
-            <w:lang w:val="ar_AE" w:bidi="ar_AE"/>
-          </w:rPr>
-          <w:rPr>
-            <w:color w:val="0000EE"/>
-            <w:u w:val="single"/>
-          </w:rPr>
-          <w:t>1 تسالونيكي 1: 8–10</w:t>
-        </w:r>
-      </w:hyperlink>
-    </w:p>
-    <w:p>
-      <w:pPr>
-        <w:pStyle w:val="ListBullet"/>
-        <w:bidi/>
-        <w:spacing w:line="240" w:lineRule="auto"/>
-        <w:ind w:left="720"/>
-      </w:pPr>
-      <w:r>
-        <w:rPr>
-          <w:rtl/>
-          <w:cs/>
-          <w:lang w:val="ar_AE" w:bidi="ar_AE"/>
-        </w:rPr>
-      </w:r>
-      <w:hyperlink r:id="rId24">
-        <w:r>
-          <w:rPr>
-            <w:rtl/>
-            <w:cs/>
-            <w:lang w:val="ar_AE" w:bidi="ar_AE"/>
-          </w:rPr>
-          <w:rPr>
-            <w:color w:val="0000EE"/>
-            <w:u w:val="single"/>
-          </w:rPr>
-          <w:t>1 تيموثاوس 2: 8–10</w:t>
-        </w:r>
-      </w:hyperlink>
-    </w:p>
-    <w:p>
-      <w:pPr>
-        <w:pStyle w:val="ListBullet"/>
-        <w:bidi/>
-        <w:spacing w:line="240" w:lineRule="auto"/>
-        <w:ind w:left="720"/>
-      </w:pPr>
-      <w:r>
-        <w:rPr>
-          <w:rtl/>
-          <w:cs/>
-          <w:lang w:val="ar_AE" w:bidi="ar_AE"/>
-        </w:rPr>
-      </w:r>
-      <w:hyperlink r:id="rId25">
-        <w:r>
-          <w:rPr>
-            <w:rtl/>
-            <w:cs/>
-            <w:lang w:val="ar_AE" w:bidi="ar_AE"/>
-          </w:rPr>
-          <w:rPr>
-            <w:color w:val="0000EE"/>
-            <w:u w:val="single"/>
-          </w:rPr>
-          <w:t>لوقا 3: 7</w:t>
-        </w:r>
-      </w:hyperlink>
-    </w:p>
-    <w:p>
-      <w:pPr>
-        <w:pStyle w:val="ListBullet"/>
-        <w:bidi/>
-        <w:spacing w:line="240" w:lineRule="auto"/>
-        <w:ind w:left="720"/>
-      </w:pPr>
-      <w:r>
-        <w:rPr>
-          <w:rtl/>
-          <w:cs/>
-          <w:lang w:val="ar_AE" w:bidi="ar_AE"/>
-        </w:rPr>
-      </w:r>
-      <w:hyperlink r:id="rId26">
-        <w:r>
-          <w:rPr>
-            <w:rtl/>
-            <w:cs/>
-            <w:lang w:val="ar_AE" w:bidi="ar_AE"/>
-          </w:rPr>
-          <w:rPr>
-            <w:color w:val="0000EE"/>
-            <w:u w:val="single"/>
-          </w:rPr>
-          <w:t>لوقا 21: 23</w:t>
-        </w:r>
-      </w:hyperlink>
-    </w:p>
-    <w:p>
-      <w:pPr>
-        <w:pStyle w:val="ListBullet"/>
-        <w:bidi/>
-        <w:spacing w:line="240" w:lineRule="auto"/>
-        <w:ind w:left="720"/>
-      </w:pPr>
-      <w:r>
-        <w:rPr>
-          <w:rtl/>
-          <w:cs/>
-          <w:lang w:val="ar_AE" w:bidi="ar_AE"/>
-        </w:rPr>
-      </w:r>
-      <w:hyperlink r:id="rId27">
-        <w:r>
-          <w:rPr>
-            <w:rtl/>
-            <w:cs/>
-            <w:lang w:val="ar_AE" w:bidi="ar_AE"/>
-          </w:rPr>
-          <w:rPr>
-            <w:color w:val="0000EE"/>
-            <w:u w:val="single"/>
-          </w:rPr>
-          <w:t>متى 3: 7</w:t>
-        </w:r>
-      </w:hyperlink>
-    </w:p>
-    <w:p>
-      <w:pPr>
-        <w:pStyle w:val="ListBullet"/>
-        <w:bidi/>
-        <w:spacing w:line="240" w:lineRule="auto"/>
-        <w:ind w:left="720"/>
-      </w:pPr>
-      <w:r>
-        <w:rPr>
-          <w:rtl/>
-          <w:cs/>
-          <w:lang w:val="ar_AE" w:bidi="ar_AE"/>
-        </w:rPr>
-      </w:r>
-      <w:hyperlink r:id="rId28">
-        <w:r>
-          <w:rPr>
-            <w:rtl/>
-            <w:cs/>
-            <w:lang w:val="ar_AE" w:bidi="ar_AE"/>
-          </w:rPr>
-          <w:rPr>
-            <w:color w:val="0000EE"/>
-            <w:u w:val="single"/>
-          </w:rPr>
-          <w:t>رؤيا 14: 10</w:t>
-        </w:r>
-      </w:hyperlink>
-    </w:p>
-    <w:p>
-      <w:pPr>
-        <w:pStyle w:val="ListBullet"/>
-        <w:bidi/>
-        <w:spacing w:line="240" w:lineRule="auto"/>
-        <w:ind w:left="720"/>
-      </w:pPr>
-      <w:r>
-        <w:rPr>
-          <w:rtl/>
-          <w:cs/>
-          <w:lang w:val="ar_AE" w:bidi="ar_AE"/>
-        </w:rPr>
-      </w:r>
-      <w:hyperlink r:id="rId29">
-        <w:r>
-          <w:rPr>
-            <w:rtl/>
-            <w:cs/>
-            <w:lang w:val="ar_AE" w:bidi="ar_AE"/>
-          </w:rPr>
-          <w:rPr>
-            <w:color w:val="0000EE"/>
-            <w:u w:val="single"/>
-          </w:rPr>
-          <w:t>رومية 1: 18</w:t>
-        </w:r>
-      </w:hyperlink>
-    </w:p>
-    <w:p>
-      <w:pPr>
-        <w:pStyle w:val="ListBullet"/>
-        <w:bidi/>
-        <w:spacing w:line="240" w:lineRule="auto"/>
-        <w:ind w:left="720"/>
-      </w:pPr>
-      <w:r>
-        <w:rPr>
-          <w:rtl/>
-          <w:cs/>
-          <w:lang w:val="ar_AE" w:bidi="ar_AE"/>
-        </w:rPr>
-      </w:r>
-      <w:hyperlink r:id="rId30">
-        <w:r>
-          <w:rPr>
-            <w:rtl/>
-            <w:cs/>
-            <w:lang w:val="ar_AE" w:bidi="ar_AE"/>
-          </w:rPr>
-          <w:rPr>
-            <w:color w:val="0000EE"/>
-            <w:u w:val="single"/>
-          </w:rPr>
-          <w:t>رومية 5: 9</w:t>
-        </w:r>
-      </w:hyperlink>
+      <w:r>
+        <w:rPr>
+          <w:rtl/>
+          <w:cs/>
+          <w:lang w:val="ar_AE" w:bidi="ar_AE"/>
+        </w:rPr>
+        <w:t>1 تسالونيكي 1: 8–10</w:t>
+      </w:r>
+    </w:p>
+    <w:p>
+      <w:pPr>
+        <w:pStyle w:val="ListBullet"/>
+        <w:bidi/>
+        <w:spacing w:line="240" w:lineRule="auto"/>
+        <w:ind w:left="720"/>
+      </w:pPr>
+      <w:r>
+        <w:rPr>
+          <w:rtl/>
+          <w:cs/>
+          <w:lang w:val="ar_AE" w:bidi="ar_AE"/>
+        </w:rPr>
+      </w:r>
+      <w:r>
+        <w:rPr>
+          <w:rtl/>
+          <w:cs/>
+          <w:lang w:val="ar_AE" w:bidi="ar_AE"/>
+        </w:rPr>
+        <w:t>1 تيموثاوس 2: 8–10</w:t>
+      </w:r>
+    </w:p>
+    <w:p>
+      <w:pPr>
+        <w:pStyle w:val="ListBullet"/>
+        <w:bidi/>
+        <w:spacing w:line="240" w:lineRule="auto"/>
+        <w:ind w:left="720"/>
+      </w:pPr>
+      <w:r>
+        <w:rPr>
+          <w:rtl/>
+          <w:cs/>
+          <w:lang w:val="ar_AE" w:bidi="ar_AE"/>
+        </w:rPr>
+      </w:r>
+      <w:r>
+        <w:rPr>
+          <w:rtl/>
+          <w:cs/>
+          <w:lang w:val="ar_AE" w:bidi="ar_AE"/>
+        </w:rPr>
+        <w:t>لوقا 3: 7</w:t>
+      </w:r>
+    </w:p>
+    <w:p>
+      <w:pPr>
+        <w:pStyle w:val="ListBullet"/>
+        <w:bidi/>
+        <w:spacing w:line="240" w:lineRule="auto"/>
+        <w:ind w:left="720"/>
+      </w:pPr>
+      <w:r>
+        <w:rPr>
+          <w:rtl/>
+          <w:cs/>
+          <w:lang w:val="ar_AE" w:bidi="ar_AE"/>
+        </w:rPr>
+      </w:r>
+      <w:r>
+        <w:rPr>
+          <w:rtl/>
+          <w:cs/>
+          <w:lang w:val="ar_AE" w:bidi="ar_AE"/>
+        </w:rPr>
+        <w:t>لوقا 21: 23</w:t>
+      </w:r>
+    </w:p>
+    <w:p>
+      <w:pPr>
+        <w:pStyle w:val="ListBullet"/>
+        <w:bidi/>
+        <w:spacing w:line="240" w:lineRule="auto"/>
+        <w:ind w:left="720"/>
+      </w:pPr>
+      <w:r>
+        <w:rPr>
+          <w:rtl/>
+          <w:cs/>
+          <w:lang w:val="ar_AE" w:bidi="ar_AE"/>
+        </w:rPr>
+      </w:r>
+      <w:r>
+        <w:rPr>
+          <w:rtl/>
+          <w:cs/>
+          <w:lang w:val="ar_AE" w:bidi="ar_AE"/>
+        </w:rPr>
+        <w:t>متى 3: 7</w:t>
+      </w:r>
+    </w:p>
+    <w:p>
+      <w:pPr>
+        <w:pStyle w:val="ListBullet"/>
+        <w:bidi/>
+        <w:spacing w:line="240" w:lineRule="auto"/>
+        <w:ind w:left="720"/>
+      </w:pPr>
+      <w:r>
+        <w:rPr>
+          <w:rtl/>
+          <w:cs/>
+          <w:lang w:val="ar_AE" w:bidi="ar_AE"/>
+        </w:rPr>
+      </w:r>
+      <w:r>
+        <w:rPr>
+          <w:rtl/>
+          <w:cs/>
+          <w:lang w:val="ar_AE" w:bidi="ar_AE"/>
+        </w:rPr>
+        <w:t>رؤيا 14: 10</w:t>
+      </w:r>
+    </w:p>
+    <w:p>
+      <w:pPr>
+        <w:pStyle w:val="ListBullet"/>
+        <w:bidi/>
+        <w:spacing w:line="240" w:lineRule="auto"/>
+        <w:ind w:left="720"/>
+      </w:pPr>
+      <w:r>
+        <w:rPr>
+          <w:rtl/>
+          <w:cs/>
+          <w:lang w:val="ar_AE" w:bidi="ar_AE"/>
+        </w:rPr>
+      </w:r>
+      <w:r>
+        <w:rPr>
+          <w:rtl/>
+          <w:cs/>
+          <w:lang w:val="ar_AE" w:bidi="ar_AE"/>
+        </w:rPr>
+        <w:t>رومية 1: 18</w:t>
+      </w:r>
+    </w:p>
+    <w:p>
+      <w:pPr>
+        <w:pStyle w:val="ListBullet"/>
+        <w:bidi/>
+        <w:spacing w:line="240" w:lineRule="auto"/>
+        <w:ind w:left="720"/>
+      </w:pPr>
+      <w:r>
+        <w:rPr>
+          <w:rtl/>
+          <w:cs/>
+          <w:lang w:val="ar_AE" w:bidi="ar_AE"/>
+        </w:rPr>
+      </w:r>
+      <w:r>
+        <w:rPr>
+          <w:rtl/>
+          <w:cs/>
+          <w:lang w:val="ar_AE" w:bidi="ar_AE"/>
+        </w:rPr>
+        <w:t>رومية 5: 9</w:t>
+      </w:r>
     </w:p>
     <w:p>
       <w:pPr>
@@ -2041,136 +1933,106 @@
           <w:lang w:val="ar_AE" w:bidi="ar_AE"/>
         </w:rPr>
       </w:r>
-      <w:hyperlink r:id="rId31">
-        <w:r>
-          <w:rPr>
-            <w:rtl/>
-            <w:cs/>
-            <w:lang w:val="ar_AE" w:bidi="ar_AE"/>
-          </w:rPr>
-          <w:rPr>
-            <w:color w:val="0000EE"/>
-            <w:u w:val="single"/>
-          </w:rPr>
-          <w:t>خروج 25:17</w:t>
-        </w:r>
-      </w:hyperlink>
-    </w:p>
-    <w:p>
-      <w:pPr>
-        <w:pStyle w:val="ListBullet"/>
-        <w:bidi/>
-        <w:spacing w:line="240" w:lineRule="auto"/>
-        <w:ind w:left="720"/>
-      </w:pPr>
-      <w:r>
-        <w:rPr>
-          <w:rtl/>
-          <w:cs/>
-          <w:lang w:val="ar_AE" w:bidi="ar_AE"/>
-        </w:rPr>
-      </w:r>
-      <w:hyperlink r:id="rId32">
-        <w:r>
-          <w:rPr>
-            <w:rtl/>
-            <w:cs/>
-            <w:lang w:val="ar_AE" w:bidi="ar_AE"/>
-          </w:rPr>
-          <w:rPr>
-            <w:color w:val="0000EE"/>
-            <w:u w:val="single"/>
-          </w:rPr>
-          <w:t>خروج 30:6</w:t>
-        </w:r>
-      </w:hyperlink>
-    </w:p>
-    <w:p>
-      <w:pPr>
-        <w:pStyle w:val="ListBullet"/>
-        <w:bidi/>
-        <w:spacing w:line="240" w:lineRule="auto"/>
-        <w:ind w:left="720"/>
-      </w:pPr>
-      <w:r>
-        <w:rPr>
-          <w:rtl/>
-          <w:cs/>
-          <w:lang w:val="ar_AE" w:bidi="ar_AE"/>
-        </w:rPr>
-      </w:r>
-      <w:hyperlink r:id="rId33">
-        <w:r>
-          <w:rPr>
-            <w:rtl/>
-            <w:cs/>
-            <w:lang w:val="ar_AE" w:bidi="ar_AE"/>
-          </w:rPr>
-          <w:rPr>
-            <w:color w:val="0000EE"/>
-            <w:u w:val="single"/>
-          </w:rPr>
-          <w:t>خروج 40:17–20</w:t>
-        </w:r>
-      </w:hyperlink>
-    </w:p>
-    <w:p>
-      <w:pPr>
-        <w:pStyle w:val="ListBullet"/>
-        <w:bidi/>
-        <w:spacing w:line="240" w:lineRule="auto"/>
-        <w:ind w:left="720"/>
-      </w:pPr>
-      <w:r>
-        <w:rPr>
-          <w:rtl/>
-          <w:cs/>
-          <w:lang w:val="ar_AE" w:bidi="ar_AE"/>
-        </w:rPr>
-      </w:r>
-      <w:hyperlink r:id="rId34">
-        <w:r>
-          <w:rPr>
-            <w:rtl/>
-            <w:cs/>
-            <w:lang w:val="ar_AE" w:bidi="ar_AE"/>
-          </w:rPr>
-          <w:rPr>
-            <w:color w:val="0000EE"/>
-            <w:u w:val="single"/>
-          </w:rPr>
-          <w:t>لاويين 16:1–2</w:t>
-        </w:r>
-      </w:hyperlink>
-    </w:p>
-    <w:p>
-      <w:pPr>
-        <w:pStyle w:val="ListBullet"/>
-        <w:bidi/>
-        <w:spacing w:line="240" w:lineRule="auto"/>
-        <w:ind w:left="720"/>
-      </w:pPr>
-      <w:r>
-        <w:rPr>
-          <w:rtl/>
-          <w:cs/>
-          <w:lang w:val="ar_AE" w:bidi="ar_AE"/>
-        </w:rPr>
-      </w:r>
-      <w:hyperlink r:id="rId35">
-        <w:r>
-          <w:rPr>
-            <w:rtl/>
-            <w:cs/>
-            <w:lang w:val="ar_AE" w:bidi="ar_AE"/>
-          </w:rPr>
-          <w:rPr>
-            <w:color w:val="0000EE"/>
-            <w:u w:val="single"/>
-          </w:rPr>
-          <w:t>عدد 7:89</w:t>
-        </w:r>
-      </w:hyperlink>
+      <w:r>
+        <w:rPr>
+          <w:rtl/>
+          <w:cs/>
+          <w:lang w:val="ar_AE" w:bidi="ar_AE"/>
+        </w:rPr>
+        <w:t>خروج 25:17</w:t>
+      </w:r>
+    </w:p>
+    <w:p>
+      <w:pPr>
+        <w:pStyle w:val="ListBullet"/>
+        <w:bidi/>
+        <w:spacing w:line="240" w:lineRule="auto"/>
+        <w:ind w:left="720"/>
+      </w:pPr>
+      <w:r>
+        <w:rPr>
+          <w:rtl/>
+          <w:cs/>
+          <w:lang w:val="ar_AE" w:bidi="ar_AE"/>
+        </w:rPr>
+      </w:r>
+      <w:r>
+        <w:rPr>
+          <w:rtl/>
+          <w:cs/>
+          <w:lang w:val="ar_AE" w:bidi="ar_AE"/>
+        </w:rPr>
+        <w:t>خروج 30:6</w:t>
+      </w:r>
+    </w:p>
+    <w:p>
+      <w:pPr>
+        <w:pStyle w:val="ListBullet"/>
+        <w:bidi/>
+        <w:spacing w:line="240" w:lineRule="auto"/>
+        <w:ind w:left="720"/>
+      </w:pPr>
+      <w:r>
+        <w:rPr>
+          <w:rtl/>
+          <w:cs/>
+          <w:lang w:val="ar_AE" w:bidi="ar_AE"/>
+        </w:rPr>
+      </w:r>
+      <w:r>
+        <w:rPr>
+          <w:rtl/>
+          <w:cs/>
+          <w:lang w:val="ar_AE" w:bidi="ar_AE"/>
+        </w:rPr>
+        <w:t>خروج 40:17–20</w:t>
+      </w:r>
+    </w:p>
+    <w:p>
+      <w:pPr>
+        <w:pStyle w:val="ListBullet"/>
+        <w:bidi/>
+        <w:spacing w:line="240" w:lineRule="auto"/>
+        <w:ind w:left="720"/>
+      </w:pPr>
+      <w:r>
+        <w:rPr>
+          <w:rtl/>
+          <w:cs/>
+          <w:lang w:val="ar_AE" w:bidi="ar_AE"/>
+        </w:rPr>
+      </w:r>
+      <w:r>
+        <w:rPr>
+          <w:rtl/>
+          <w:cs/>
+          <w:lang w:val="ar_AE" w:bidi="ar_AE"/>
+        </w:rPr>
+        <w:t>لاويين 16:1–2</w:t>
+      </w:r>
+    </w:p>
+    <w:p>
+      <w:pPr>
+        <w:pStyle w:val="ListBullet"/>
+        <w:bidi/>
+        <w:spacing w:line="240" w:lineRule="auto"/>
+        <w:ind w:left="720"/>
+      </w:pPr>
+      <w:r>
+        <w:rPr>
+          <w:rtl/>
+          <w:cs/>
+          <w:lang w:val="ar_AE" w:bidi="ar_AE"/>
+        </w:rPr>
+      </w:r>
+      <w:r>
+        <w:rPr>
+          <w:rtl/>
+          <w:cs/>
+          <w:lang w:val="ar_AE" w:bidi="ar_AE"/>
+        </w:rPr>
+        <w:t>عدد 7:89</w:t>
+      </w:r>
     </w:p>
     <w:p>
       <w:pPr>
@@ -2532,136 +2394,106 @@
           <w:lang w:val="ar_AE" w:bidi="ar_AE"/>
         </w:rPr>
       </w:r>
-      <w:hyperlink r:id="rId36">
-        <w:r>
-          <w:rPr>
-            <w:rtl/>
-            <w:cs/>
-            <w:lang w:val="ar_AE" w:bidi="ar_AE"/>
-          </w:rPr>
-          <w:rPr>
-            <w:color w:val="0000EE"/>
-            <w:u w:val="single"/>
-          </w:rPr>
-          <w:t>عبرانيين 10: 20</w:t>
-        </w:r>
-      </w:hyperlink>
-    </w:p>
-    <w:p>
-      <w:pPr>
-        <w:pStyle w:val="ListBullet"/>
-        <w:bidi/>
-        <w:spacing w:line="240" w:lineRule="auto"/>
-        <w:ind w:left="720"/>
-      </w:pPr>
-      <w:r>
-        <w:rPr>
-          <w:rtl/>
-          <w:cs/>
-          <w:lang w:val="ar_AE" w:bidi="ar_AE"/>
-        </w:rPr>
-      </w:r>
-      <w:hyperlink r:id="rId37">
-        <w:r>
-          <w:rPr>
-            <w:rtl/>
-            <w:cs/>
-            <w:lang w:val="ar_AE" w:bidi="ar_AE"/>
-          </w:rPr>
-          <w:rPr>
-            <w:color w:val="0000EE"/>
-            <w:u w:val="single"/>
-          </w:rPr>
-          <w:t>لاويين 4: 17</w:t>
-        </w:r>
-      </w:hyperlink>
-    </w:p>
-    <w:p>
-      <w:pPr>
-        <w:pStyle w:val="ListBullet"/>
-        <w:bidi/>
-        <w:spacing w:line="240" w:lineRule="auto"/>
-        <w:ind w:left="720"/>
-      </w:pPr>
-      <w:r>
-        <w:rPr>
-          <w:rtl/>
-          <w:cs/>
-          <w:lang w:val="ar_AE" w:bidi="ar_AE"/>
-        </w:rPr>
-      </w:r>
-      <w:hyperlink r:id="rId38">
-        <w:r>
-          <w:rPr>
-            <w:rtl/>
-            <w:cs/>
-            <w:lang w:val="ar_AE" w:bidi="ar_AE"/>
-          </w:rPr>
-          <w:rPr>
-            <w:color w:val="0000EE"/>
-            <w:u w:val="single"/>
-          </w:rPr>
-          <w:t>لوقا 23: 45</w:t>
-        </w:r>
-      </w:hyperlink>
-    </w:p>
-    <w:p>
-      <w:pPr>
-        <w:pStyle w:val="ListBullet"/>
-        <w:bidi/>
-        <w:spacing w:line="240" w:lineRule="auto"/>
-        <w:ind w:left="720"/>
-      </w:pPr>
-      <w:r>
-        <w:rPr>
-          <w:rtl/>
-          <w:cs/>
-          <w:lang w:val="ar_AE" w:bidi="ar_AE"/>
-        </w:rPr>
-      </w:r>
-      <w:hyperlink r:id="rId39">
-        <w:r>
-          <w:rPr>
-            <w:rtl/>
-            <w:cs/>
-            <w:lang w:val="ar_AE" w:bidi="ar_AE"/>
-          </w:rPr>
-          <w:rPr>
-            <w:color w:val="0000EE"/>
-            <w:u w:val="single"/>
-          </w:rPr>
-          <w:t>متى 27: 51</w:t>
-        </w:r>
-      </w:hyperlink>
-    </w:p>
-    <w:p>
-      <w:pPr>
-        <w:pStyle w:val="ListBullet"/>
-        <w:bidi/>
-        <w:spacing w:line="240" w:lineRule="auto"/>
-        <w:ind w:left="720"/>
-      </w:pPr>
-      <w:r>
-        <w:rPr>
-          <w:rtl/>
-          <w:cs/>
-          <w:lang w:val="ar_AE" w:bidi="ar_AE"/>
-        </w:rPr>
-      </w:r>
-      <w:hyperlink r:id="rId40">
-        <w:r>
-          <w:rPr>
-            <w:rtl/>
-            <w:cs/>
-            <w:lang w:val="ar_AE" w:bidi="ar_AE"/>
-          </w:rPr>
-          <w:rPr>
-            <w:color w:val="0000EE"/>
-            <w:u w:val="single"/>
-          </w:rPr>
-          <w:t>عدد 4: 5</w:t>
-        </w:r>
-      </w:hyperlink>
+      <w:r>
+        <w:rPr>
+          <w:rtl/>
+          <w:cs/>
+          <w:lang w:val="ar_AE" w:bidi="ar_AE"/>
+        </w:rPr>
+        <w:t>عبرانيين 10: 20</w:t>
+      </w:r>
+    </w:p>
+    <w:p>
+      <w:pPr>
+        <w:pStyle w:val="ListBullet"/>
+        <w:bidi/>
+        <w:spacing w:line="240" w:lineRule="auto"/>
+        <w:ind w:left="720"/>
+      </w:pPr>
+      <w:r>
+        <w:rPr>
+          <w:rtl/>
+          <w:cs/>
+          <w:lang w:val="ar_AE" w:bidi="ar_AE"/>
+        </w:rPr>
+      </w:r>
+      <w:r>
+        <w:rPr>
+          <w:rtl/>
+          <w:cs/>
+          <w:lang w:val="ar_AE" w:bidi="ar_AE"/>
+        </w:rPr>
+        <w:t>لاويين 4: 17</w:t>
+      </w:r>
+    </w:p>
+    <w:p>
+      <w:pPr>
+        <w:pStyle w:val="ListBullet"/>
+        <w:bidi/>
+        <w:spacing w:line="240" w:lineRule="auto"/>
+        <w:ind w:left="720"/>
+      </w:pPr>
+      <w:r>
+        <w:rPr>
+          <w:rtl/>
+          <w:cs/>
+          <w:lang w:val="ar_AE" w:bidi="ar_AE"/>
+        </w:rPr>
+      </w:r>
+      <w:r>
+        <w:rPr>
+          <w:rtl/>
+          <w:cs/>
+          <w:lang w:val="ar_AE" w:bidi="ar_AE"/>
+        </w:rPr>
+        <w:t>لوقا 23: 45</w:t>
+      </w:r>
+    </w:p>
+    <w:p>
+      <w:pPr>
+        <w:pStyle w:val="ListBullet"/>
+        <w:bidi/>
+        <w:spacing w:line="240" w:lineRule="auto"/>
+        <w:ind w:left="720"/>
+      </w:pPr>
+      <w:r>
+        <w:rPr>
+          <w:rtl/>
+          <w:cs/>
+          <w:lang w:val="ar_AE" w:bidi="ar_AE"/>
+        </w:rPr>
+      </w:r>
+      <w:r>
+        <w:rPr>
+          <w:rtl/>
+          <w:cs/>
+          <w:lang w:val="ar_AE" w:bidi="ar_AE"/>
+        </w:rPr>
+        <w:t>متى 27: 51</w:t>
+      </w:r>
+    </w:p>
+    <w:p>
+      <w:pPr>
+        <w:pStyle w:val="ListBullet"/>
+        <w:bidi/>
+        <w:spacing w:line="240" w:lineRule="auto"/>
+        <w:ind w:left="720"/>
+      </w:pPr>
+      <w:r>
+        <w:rPr>
+          <w:rtl/>
+          <w:cs/>
+          <w:lang w:val="ar_AE" w:bidi="ar_AE"/>
+        </w:rPr>
+      </w:r>
+      <w:r>
+        <w:rPr>
+          <w:rtl/>
+          <w:cs/>
+          <w:lang w:val="ar_AE" w:bidi="ar_AE"/>
+        </w:rPr>
+        <w:t>عدد 4: 5</w:t>
+      </w:r>
     </w:p>
     <w:p>
       <w:pPr>
@@ -3037,136 +2869,106 @@
           <w:lang w:val="ar_AE" w:bidi="ar_AE"/>
         </w:rPr>
       </w:r>
-      <w:hyperlink r:id="rId41">
-        <w:r>
-          <w:rPr>
-            <w:rtl/>
-            <w:cs/>
-            <w:lang w:val="ar_AE" w:bidi="ar_AE"/>
-          </w:rPr>
-          <w:rPr>
-            <w:color w:val="0000EE"/>
-            <w:u w:val="single"/>
-          </w:rPr>
-          <w:t>1 كورنثوس 16:1–2</w:t>
-        </w:r>
-      </w:hyperlink>
-    </w:p>
-    <w:p>
-      <w:pPr>
-        <w:pStyle w:val="ListBullet"/>
-        <w:bidi/>
-        <w:spacing w:line="240" w:lineRule="auto"/>
-        <w:ind w:left="720"/>
-      </w:pPr>
-      <w:r>
-        <w:rPr>
-          <w:rtl/>
-          <w:cs/>
-          <w:lang w:val="ar_AE" w:bidi="ar_AE"/>
-        </w:rPr>
-      </w:r>
-      <w:hyperlink r:id="rId42">
-        <w:r>
-          <w:rPr>
-            <w:rtl/>
-            <w:cs/>
-            <w:lang w:val="ar_AE" w:bidi="ar_AE"/>
-          </w:rPr>
-          <w:rPr>
-            <w:color w:val="0000EE"/>
-            <w:u w:val="single"/>
-          </w:rPr>
-          <w:t>1 بطرس 1:1–2</w:t>
-        </w:r>
-      </w:hyperlink>
-    </w:p>
-    <w:p>
-      <w:pPr>
-        <w:pStyle w:val="ListBullet"/>
-        <w:bidi/>
-        <w:spacing w:line="240" w:lineRule="auto"/>
-        <w:ind w:left="720"/>
-      </w:pPr>
-      <w:r>
-        <w:rPr>
-          <w:rtl/>
-          <w:cs/>
-          <w:lang w:val="ar_AE" w:bidi="ar_AE"/>
-        </w:rPr>
-      </w:r>
-      <w:hyperlink r:id="rId43">
-        <w:r>
-          <w:rPr>
-            <w:rtl/>
-            <w:cs/>
-            <w:lang w:val="ar_AE" w:bidi="ar_AE"/>
-          </w:rPr>
-          <w:rPr>
-            <w:color w:val="0000EE"/>
-            <w:u w:val="single"/>
-          </w:rPr>
-          <w:t>2 تيموثاوس 4:9–10</w:t>
-        </w:r>
-      </w:hyperlink>
-    </w:p>
-    <w:p>
-      <w:pPr>
-        <w:pStyle w:val="ListBullet"/>
-        <w:bidi/>
-        <w:spacing w:line="240" w:lineRule="auto"/>
-        <w:ind w:left="720"/>
-      </w:pPr>
-      <w:r>
-        <w:rPr>
-          <w:rtl/>
-          <w:cs/>
-          <w:lang w:val="ar_AE" w:bidi="ar_AE"/>
-        </w:rPr>
-      </w:r>
-      <w:hyperlink r:id="rId44">
-        <w:r>
-          <w:rPr>
-            <w:rtl/>
-            <w:cs/>
-            <w:lang w:val="ar_AE" w:bidi="ar_AE"/>
-          </w:rPr>
-          <w:rPr>
-            <w:color w:val="0000EE"/>
-            <w:u w:val="single"/>
-          </w:rPr>
-          <w:t>أعمال الرسل 16:6–8</w:t>
-        </w:r>
-      </w:hyperlink>
-    </w:p>
-    <w:p>
-      <w:pPr>
-        <w:pStyle w:val="ListBullet"/>
-        <w:bidi/>
-        <w:spacing w:line="240" w:lineRule="auto"/>
-        <w:ind w:left="720"/>
-      </w:pPr>
-      <w:r>
-        <w:rPr>
-          <w:rtl/>
-          <w:cs/>
-          <w:lang w:val="ar_AE" w:bidi="ar_AE"/>
-        </w:rPr>
-      </w:r>
-      <w:hyperlink r:id="rId45">
-        <w:r>
-          <w:rPr>
-            <w:rtl/>
-            <w:cs/>
-            <w:lang w:val="ar_AE" w:bidi="ar_AE"/>
-          </w:rPr>
-          <w:rPr>
-            <w:color w:val="0000EE"/>
-            <w:u w:val="single"/>
-          </w:rPr>
-          <w:t>غلاطية 1:1</w:t>
-        </w:r>
-      </w:hyperlink>
+      <w:r>
+        <w:rPr>
+          <w:rtl/>
+          <w:cs/>
+          <w:lang w:val="ar_AE" w:bidi="ar_AE"/>
+        </w:rPr>
+        <w:t>1 كورنثوس 16:1–2</w:t>
+      </w:r>
+    </w:p>
+    <w:p>
+      <w:pPr>
+        <w:pStyle w:val="ListBullet"/>
+        <w:bidi/>
+        <w:spacing w:line="240" w:lineRule="auto"/>
+        <w:ind w:left="720"/>
+      </w:pPr>
+      <w:r>
+        <w:rPr>
+          <w:rtl/>
+          <w:cs/>
+          <w:lang w:val="ar_AE" w:bidi="ar_AE"/>
+        </w:rPr>
+      </w:r>
+      <w:r>
+        <w:rPr>
+          <w:rtl/>
+          <w:cs/>
+          <w:lang w:val="ar_AE" w:bidi="ar_AE"/>
+        </w:rPr>
+        <w:t>1 بطرس 1:1–2</w:t>
+      </w:r>
+    </w:p>
+    <w:p>
+      <w:pPr>
+        <w:pStyle w:val="ListBullet"/>
+        <w:bidi/>
+        <w:spacing w:line="240" w:lineRule="auto"/>
+        <w:ind w:left="720"/>
+      </w:pPr>
+      <w:r>
+        <w:rPr>
+          <w:rtl/>
+          <w:cs/>
+          <w:lang w:val="ar_AE" w:bidi="ar_AE"/>
+        </w:rPr>
+      </w:r>
+      <w:r>
+        <w:rPr>
+          <w:rtl/>
+          <w:cs/>
+          <w:lang w:val="ar_AE" w:bidi="ar_AE"/>
+        </w:rPr>
+        <w:t>2 تيموثاوس 4:9–10</w:t>
+      </w:r>
+    </w:p>
+    <w:p>
+      <w:pPr>
+        <w:pStyle w:val="ListBullet"/>
+        <w:bidi/>
+        <w:spacing w:line="240" w:lineRule="auto"/>
+        <w:ind w:left="720"/>
+      </w:pPr>
+      <w:r>
+        <w:rPr>
+          <w:rtl/>
+          <w:cs/>
+          <w:lang w:val="ar_AE" w:bidi="ar_AE"/>
+        </w:rPr>
+      </w:r>
+      <w:r>
+        <w:rPr>
+          <w:rtl/>
+          <w:cs/>
+          <w:lang w:val="ar_AE" w:bidi="ar_AE"/>
+        </w:rPr>
+        <w:t>أعمال الرسل 16:6–8</w:t>
+      </w:r>
+    </w:p>
+    <w:p>
+      <w:pPr>
+        <w:pStyle w:val="ListBullet"/>
+        <w:bidi/>
+        <w:spacing w:line="240" w:lineRule="auto"/>
+        <w:ind w:left="720"/>
+      </w:pPr>
+      <w:r>
+        <w:rPr>
+          <w:rtl/>
+          <w:cs/>
+          <w:lang w:val="ar_AE" w:bidi="ar_AE"/>
+        </w:rPr>
+      </w:r>
+      <w:r>
+        <w:rPr>
+          <w:rtl/>
+          <w:cs/>
+          <w:lang w:val="ar_AE" w:bidi="ar_AE"/>
+        </w:rPr>
+        <w:t>غلاطية 1:1</w:t>
+      </w:r>
     </w:p>
     <w:p>
       <w:pPr>
@@ -3466,223 +3268,175 @@
           <w:lang w:val="ar_AE" w:bidi="ar_AE"/>
         </w:rPr>
       </w:r>
-      <w:hyperlink r:id="rId46">
-        <w:r>
-          <w:rPr>
-            <w:rtl/>
-            <w:cs/>
-            <w:lang w:val="ar_AE" w:bidi="ar_AE"/>
-          </w:rPr>
-          <w:rPr>
-            <w:color w:val="0000EE"/>
-            <w:u w:val="single"/>
-          </w:rPr>
-          <w:t>كورنثوس الأولى 12:31</w:t>
-        </w:r>
-      </w:hyperlink>
-    </w:p>
-    <w:p>
-      <w:pPr>
-        <w:pStyle w:val="ListBullet"/>
-        <w:bidi/>
-        <w:spacing w:line="240" w:lineRule="auto"/>
-        <w:ind w:left="720"/>
-      </w:pPr>
-      <w:r>
-        <w:rPr>
-          <w:rtl/>
-          <w:cs/>
-          <w:lang w:val="ar_AE" w:bidi="ar_AE"/>
-        </w:rPr>
-      </w:r>
-      <w:hyperlink r:id="rId47">
-        <w:r>
-          <w:rPr>
-            <w:rtl/>
-            <w:cs/>
-            <w:lang w:val="ar_AE" w:bidi="ar_AE"/>
-          </w:rPr>
-          <w:rPr>
-            <w:color w:val="0000EE"/>
-            <w:u w:val="single"/>
-          </w:rPr>
-          <w:t>ملوك الأول 19:9–10</w:t>
-        </w:r>
-      </w:hyperlink>
-    </w:p>
-    <w:p>
-      <w:pPr>
-        <w:pStyle w:val="ListBullet"/>
-        <w:bidi/>
-        <w:spacing w:line="240" w:lineRule="auto"/>
-        <w:ind w:left="720"/>
-      </w:pPr>
-      <w:r>
-        <w:rPr>
-          <w:rtl/>
-          <w:cs/>
-          <w:lang w:val="ar_AE" w:bidi="ar_AE"/>
-        </w:rPr>
-      </w:r>
-      <w:hyperlink r:id="rId48">
-        <w:r>
-          <w:rPr>
-            <w:rtl/>
-            <w:cs/>
-            <w:lang w:val="ar_AE" w:bidi="ar_AE"/>
-          </w:rPr>
-          <w:rPr>
-            <w:color w:val="0000EE"/>
-            <w:u w:val="single"/>
-          </w:rPr>
-          <w:t>أعمال الرسل 22:3</w:t>
-        </w:r>
-      </w:hyperlink>
-    </w:p>
-    <w:p>
-      <w:pPr>
-        <w:pStyle w:val="ListBullet"/>
-        <w:bidi/>
-        <w:spacing w:line="240" w:lineRule="auto"/>
-        <w:ind w:left="720"/>
-      </w:pPr>
-      <w:r>
-        <w:rPr>
-          <w:rtl/>
-          <w:cs/>
-          <w:lang w:val="ar_AE" w:bidi="ar_AE"/>
-        </w:rPr>
-      </w:r>
-      <w:hyperlink r:id="rId49">
-        <w:r>
-          <w:rPr>
-            <w:rtl/>
-            <w:cs/>
-            <w:lang w:val="ar_AE" w:bidi="ar_AE"/>
-          </w:rPr>
-          <w:rPr>
-            <w:color w:val="0000EE"/>
-            <w:u w:val="single"/>
-          </w:rPr>
-          <w:t>غلاطية 4:17</w:t>
-        </w:r>
-      </w:hyperlink>
-    </w:p>
-    <w:p>
-      <w:pPr>
-        <w:pStyle w:val="ListBullet"/>
-        <w:bidi/>
-        <w:spacing w:line="240" w:lineRule="auto"/>
-        <w:ind w:left="720"/>
-      </w:pPr>
-      <w:r>
-        <w:rPr>
-          <w:rtl/>
-          <w:cs/>
-          <w:lang w:val="ar_AE" w:bidi="ar_AE"/>
-        </w:rPr>
-      </w:r>
-      <w:hyperlink r:id="rId50">
-        <w:r>
-          <w:rPr>
-            <w:rtl/>
-            <w:cs/>
-            <w:lang w:val="ar_AE" w:bidi="ar_AE"/>
-          </w:rPr>
-          <w:rPr>
-            <w:color w:val="0000EE"/>
-            <w:u w:val="single"/>
-          </w:rPr>
-          <w:t>إشعياء 63:15</w:t>
-        </w:r>
-      </w:hyperlink>
-    </w:p>
-    <w:p>
-      <w:pPr>
-        <w:pStyle w:val="ListBullet"/>
-        <w:bidi/>
-        <w:spacing w:line="240" w:lineRule="auto"/>
-        <w:ind w:left="720"/>
-      </w:pPr>
-      <w:r>
-        <w:rPr>
-          <w:rtl/>
-          <w:cs/>
-          <w:lang w:val="ar_AE" w:bidi="ar_AE"/>
-        </w:rPr>
-      </w:r>
-      <w:hyperlink r:id="rId51">
-        <w:r>
-          <w:rPr>
-            <w:rtl/>
-            <w:cs/>
-            <w:lang w:val="ar_AE" w:bidi="ar_AE"/>
-          </w:rPr>
-          <w:rPr>
-            <w:color w:val="0000EE"/>
-            <w:u w:val="single"/>
-          </w:rPr>
-          <w:t>يوحنا 2:17–19</w:t>
-        </w:r>
-      </w:hyperlink>
-    </w:p>
-    <w:p>
-      <w:pPr>
-        <w:pStyle w:val="ListBullet"/>
-        <w:bidi/>
-        <w:spacing w:line="240" w:lineRule="auto"/>
-        <w:ind w:left="720"/>
-      </w:pPr>
-      <w:r>
-        <w:rPr>
-          <w:rtl/>
-          <w:cs/>
-          <w:lang w:val="ar_AE" w:bidi="ar_AE"/>
-        </w:rPr>
-      </w:r>
-      <w:hyperlink r:id="rId52">
-        <w:r>
-          <w:rPr>
-            <w:rtl/>
-            <w:cs/>
-            <w:lang w:val="ar_AE" w:bidi="ar_AE"/>
-          </w:rPr>
-          <w:rPr>
-            <w:color w:val="0000EE"/>
-            <w:u w:val="single"/>
-          </w:rPr>
-          <w:t>فيلبي 3:6</w:t>
-        </w:r>
-      </w:hyperlink>
-    </w:p>
-    <w:p>
-      <w:pPr>
-        <w:pStyle w:val="ListBullet"/>
-        <w:bidi/>
-        <w:spacing w:line="240" w:lineRule="auto"/>
-        <w:ind w:left="720"/>
-      </w:pPr>
-      <w:r>
-        <w:rPr>
-          <w:rtl/>
-          <w:cs/>
-          <w:lang w:val="ar_AE" w:bidi="ar_AE"/>
-        </w:rPr>
-      </w:r>
-      <w:hyperlink r:id="rId53">
-        <w:r>
-          <w:rPr>
-            <w:rtl/>
-            <w:cs/>
-            <w:lang w:val="ar_AE" w:bidi="ar_AE"/>
-          </w:rPr>
-          <w:rPr>
-            <w:color w:val="0000EE"/>
-            <w:u w:val="single"/>
-          </w:rPr>
-          <w:t>رومية 10:1–3</w:t>
-        </w:r>
-      </w:hyperlink>
+      <w:r>
+        <w:rPr>
+          <w:rtl/>
+          <w:cs/>
+          <w:lang w:val="ar_AE" w:bidi="ar_AE"/>
+        </w:rPr>
+        <w:t>كورنثوس الأولى 12:31</w:t>
+      </w:r>
+    </w:p>
+    <w:p>
+      <w:pPr>
+        <w:pStyle w:val="ListBullet"/>
+        <w:bidi/>
+        <w:spacing w:line="240" w:lineRule="auto"/>
+        <w:ind w:left="720"/>
+      </w:pPr>
+      <w:r>
+        <w:rPr>
+          <w:rtl/>
+          <w:cs/>
+          <w:lang w:val="ar_AE" w:bidi="ar_AE"/>
+        </w:rPr>
+      </w:r>
+      <w:r>
+        <w:rPr>
+          <w:rtl/>
+          <w:cs/>
+          <w:lang w:val="ar_AE" w:bidi="ar_AE"/>
+        </w:rPr>
+        <w:t>ملوك الأول 19:9–10</w:t>
+      </w:r>
+    </w:p>
+    <w:p>
+      <w:pPr>
+        <w:pStyle w:val="ListBullet"/>
+        <w:bidi/>
+        <w:spacing w:line="240" w:lineRule="auto"/>
+        <w:ind w:left="720"/>
+      </w:pPr>
+      <w:r>
+        <w:rPr>
+          <w:rtl/>
+          <w:cs/>
+          <w:lang w:val="ar_AE" w:bidi="ar_AE"/>
+        </w:rPr>
+      </w:r>
+      <w:r>
+        <w:rPr>
+          <w:rtl/>
+          <w:cs/>
+          <w:lang w:val="ar_AE" w:bidi="ar_AE"/>
+        </w:rPr>
+        <w:t>أعمال الرسل 22:3</w:t>
+      </w:r>
+    </w:p>
+    <w:p>
+      <w:pPr>
+        <w:pStyle w:val="ListBullet"/>
+        <w:bidi/>
+        <w:spacing w:line="240" w:lineRule="auto"/>
+        <w:ind w:left="720"/>
+      </w:pPr>
+      <w:r>
+        <w:rPr>
+          <w:rtl/>
+          <w:cs/>
+          <w:lang w:val="ar_AE" w:bidi="ar_AE"/>
+        </w:rPr>
+      </w:r>
+      <w:r>
+        <w:rPr>
+          <w:rtl/>
+          <w:cs/>
+          <w:lang w:val="ar_AE" w:bidi="ar_AE"/>
+        </w:rPr>
+        <w:t>غلاطية 4:17</w:t>
+      </w:r>
+    </w:p>
+    <w:p>
+      <w:pPr>
+        <w:pStyle w:val="ListBullet"/>
+        <w:bidi/>
+        <w:spacing w:line="240" w:lineRule="auto"/>
+        <w:ind w:left="720"/>
+      </w:pPr>
+      <w:r>
+        <w:rPr>
+          <w:rtl/>
+          <w:cs/>
+          <w:lang w:val="ar_AE" w:bidi="ar_AE"/>
+        </w:rPr>
+      </w:r>
+      <w:r>
+        <w:rPr>
+          <w:rtl/>
+          <w:cs/>
+          <w:lang w:val="ar_AE" w:bidi="ar_AE"/>
+        </w:rPr>
+        <w:t>إشعياء 63:15</w:t>
+      </w:r>
+    </w:p>
+    <w:p>
+      <w:pPr>
+        <w:pStyle w:val="ListBullet"/>
+        <w:bidi/>
+        <w:spacing w:line="240" w:lineRule="auto"/>
+        <w:ind w:left="720"/>
+      </w:pPr>
+      <w:r>
+        <w:rPr>
+          <w:rtl/>
+          <w:cs/>
+          <w:lang w:val="ar_AE" w:bidi="ar_AE"/>
+        </w:rPr>
+      </w:r>
+      <w:r>
+        <w:rPr>
+          <w:rtl/>
+          <w:cs/>
+          <w:lang w:val="ar_AE" w:bidi="ar_AE"/>
+        </w:rPr>
+        <w:t>يوحنا 2:17–19</w:t>
+      </w:r>
+    </w:p>
+    <w:p>
+      <w:pPr>
+        <w:pStyle w:val="ListBullet"/>
+        <w:bidi/>
+        <w:spacing w:line="240" w:lineRule="auto"/>
+        <w:ind w:left="720"/>
+      </w:pPr>
+      <w:r>
+        <w:rPr>
+          <w:rtl/>
+          <w:cs/>
+          <w:lang w:val="ar_AE" w:bidi="ar_AE"/>
+        </w:rPr>
+      </w:r>
+      <w:r>
+        <w:rPr>
+          <w:rtl/>
+          <w:cs/>
+          <w:lang w:val="ar_AE" w:bidi="ar_AE"/>
+        </w:rPr>
+        <w:t>فيلبي 3:6</w:t>
+      </w:r>
+    </w:p>
+    <w:p>
+      <w:pPr>
+        <w:pStyle w:val="ListBullet"/>
+        <w:bidi/>
+        <w:spacing w:line="240" w:lineRule="auto"/>
+        <w:ind w:left="720"/>
+      </w:pPr>
+      <w:r>
+        <w:rPr>
+          <w:rtl/>
+          <w:cs/>
+          <w:lang w:val="ar_AE" w:bidi="ar_AE"/>
+        </w:rPr>
+      </w:r>
+      <w:r>
+        <w:rPr>
+          <w:rtl/>
+          <w:cs/>
+          <w:lang w:val="ar_AE" w:bidi="ar_AE"/>
+        </w:rPr>
+        <w:t>رومية 10:1–3</w:t>
+      </w:r>
     </w:p>
     <w:p>
       <w:pPr>

--- a/arb/docx/027.content.docx
+++ b/arb/docx/027.content.docx
@@ -2822,23 +2822,7 @@
           <w:cs/>
           <w:lang w:val="ar_AE" w:bidi="ar_AE"/>
         </w:rPr>
-        <w:t xml:space="preserve">، </w:t>
-      </w:r>
-      <w:r>
-        <w:rPr>
-          <w:rtl/>
-          <w:cs/>
-          <w:lang w:val="ar_AE" w:bidi="ar_AE"/>
-        </w:rPr>
-        <w:t>الأعمال</w:t>
-      </w:r>
-      <w:r>
-        <w:rPr>
-          <w:rtl/>
-          <w:cs/>
-          <w:lang w:val="ar_AE" w:bidi="ar_AE"/>
-        </w:rPr>
-        <w:t>)</w:t>
+        <w:t>، الأعمال)</w:t>
       </w:r>
     </w:p>
     <w:p>
